--- a/content/vector-databases/vector-databases-foundations/vector-databases-foundations.docx
+++ b/content/vector-databases/vector-databases-foundations/vector-databases-foundations.docx
@@ -5630,45 +5630,51 @@
           <w:rFonts w:ascii="Consolas" w:hAnsi="Consolas"/>
           <w:sz w:val="16"/>
         </w:rPr>
-        <w:t>&lt;svg xmlns="http://www.w3.org/2000/svg" width="760" height="360" viewBox="0 0 760 360" font-family="Inter, Arial, sans-serif"&gt;</w:t>
-        <w:br/>
-        <w:t>&lt;rect width="760" height="360" fill="#f8fafc"/&gt;</w:t>
-        <w:br/>
-        <w:t>&lt;text x="380" y="34" text-anchor="middle" font-size="20" font-weight="700" fill="#0f172a"&gt;Architecture - Hybrid and Multi-Vector Retrieval&lt;/text&gt;</w:t>
-        <w:br/>
-        <w:t>&lt;rect x="290" y="162" width="180" height="56" rx="12" fill="#0f172a"/&gt;</w:t>
-        <w:br/>
-        <w:t>&lt;text x="380" y="195" text-anchor="middle" font-size="14" font-weight="700" fill="#ffffff"&gt;Vector Databases&lt;/text&gt;</w:t>
-        <w:br/>
-        <w:t>&lt;line x1="380" y1="190" x2="380" y2="70" stroke="#94a3b8" stroke-width="2"/&gt;</w:t>
-        <w:br/>
-        <w:t>&lt;rect x="308" y="48" width="144" height="44" rx="10" fill="#ffffff" stroke="#2563eb" stroke-width="2"/&gt;</w:t>
-        <w:br/>
-        <w:t>&lt;text x="380" y="74" text-anchor="middle" font-size="11" fill="#0f172a"&gt;The Case for Purpos…&lt;/text&gt;</w:t>
-        <w:br/>
-        <w:t>&lt;line x1="380" y1="190" x2="617" y2="153" stroke="#94a3b8" stroke-width="2"/&gt;</w:t>
-        <w:br/>
-        <w:t>&lt;rect x="545" y="131" width="144" height="44" rx="10" fill="#ffffff" stroke="#7c3aed" stroke-width="2"/&gt;</w:t>
-        <w:br/>
-        <w:t>&lt;text x="617" y="157" text-anchor="middle" font-size="11" fill="#0f172a"&gt;ANN Indexing Algori…&lt;/text&gt;</w:t>
-        <w:br/>
-        <w:t>&lt;line x1="380" y1="190" x2="526" y2="287" stroke="#94a3b8" stroke-width="2"/&gt;</w:t>
-        <w:br/>
-        <w:t>&lt;rect x="454" y="265" width="144" height="44" rx="10" fill="#ffffff" stroke="#0891b2" stroke-width="2"/&gt;</w:t>
-        <w:br/>
-        <w:t>&lt;text x="526" y="291" text-anchor="middle" font-size="11" fill="#0f172a"&gt;Distance Metrics an…&lt;/text&gt;</w:t>
-        <w:br/>
-        <w:t>&lt;line x1="380" y1="190" x2="234" y2="287" stroke="#94a3b8" stroke-width="2"/&gt;</w:t>
-        <w:br/>
-        <w:t>&lt;rect x="162" y="265" width="144" height="44" rx="10" fill="#ffffff" stroke="#059669" stroke-width="2"/&gt;</w:t>
-        <w:br/>
-        <w:t>&lt;text x="234" y="291" text-anchor="middle" font-size="11" fill="#0f172a"&gt;Metadata Filtering …&lt;/text&gt;</w:t>
-        <w:br/>
-        <w:t>&lt;line x1="380" y1="190" x2="143" y2="153" stroke="#94a3b8" stroke-width="2"/&gt;</w:t>
-        <w:br/>
-        <w:t>&lt;rect x="71" y="131" width="144" height="44" rx="10" fill="#ffffff" stroke="#d97706" stroke-width="2"/&gt;</w:t>
-        <w:br/>
-        <w:t>&lt;text x="143" y="157" text-anchor="middle" font-size="11" fill="#0f172a"&gt;Sharding, Replicati…&lt;/text&gt;</w:t>
+        <w:t>&lt;svg xmlns="http://www.w3.org/2000/svg" width="760" height="380" viewBox="0 0 760 380" font-family="Inter, Segoe UI, Arial, sans-serif"&gt;</w:t>
+        <w:br/>
+        <w:t>&lt;defs&gt;&lt;marker id="arrow" markerWidth="10" markerHeight="10" refX="8" refY="3" orient="auto" markerUnits="strokeWidth"&gt;&lt;path d="M0,0 L8,3 L0,6 z" fill="#94a3b8"/&gt;&lt;/marker&gt;&lt;marker id="arrowA" markerWidth="10" markerHeight="10" refX="8" refY="3" orient="auto" markerUnits="strokeWidth"&gt;&lt;path d="M0,0 L8,3 L0,6 z" fill="#4338ca"/&gt;&lt;/marker&gt;&lt;/defs&gt;</w:t>
+        <w:br/>
+        <w:t>&lt;rect width="760" height="380" rx="12" fill="#f8fafc"/&gt;</w:t>
+        <w:br/>
+        <w:t>&lt;text x="380" y="30" text-anchor="middle" font-size="17" font-weight="700" fill="#0f172a"&gt;Architecture - Hybrid and Multi-Vector Retrieval&lt;/text&gt;</w:t>
+        <w:br/>
+        <w:t>&lt;rect x="30" y="48" width="700" height="96" rx="12" fill="#eef2ff" stroke="#e2e8f0"/&gt;</w:t>
+        <w:br/>
+        <w:t>&lt;text x="44" y="66" font-size="11" font-weight="700" fill="#475569"&gt;Consumers&lt;/text&gt;</w:t>
+        <w:br/>
+        <w:t>&lt;rect x="44" y="78" width="150" height="48" rx="10" fill="#ffffff" stroke="#4338ca" stroke-width="2"/&gt;&lt;text x="119.0" y="105.74" text-anchor="middle" font-size="11" font-weight="600" fill="#0f172a"&gt;Users / Apps&lt;/text&gt;</w:t>
+        <w:br/>
+        <w:t>&lt;rect x="208" y="78" width="150" height="48" rx="10" fill="#ffffff" stroke="#7c3aed" stroke-width="2"/&gt;&lt;text x="283.0" y="105.74" text-anchor="middle" font-size="11" font-weight="600" fill="#0f172a"&gt;API Clients&lt;/text&gt;</w:t>
+        <w:br/>
+        <w:t>&lt;rect x="30" y="166" width="700" height="96" rx="12" fill="#f5f3ff" stroke="#e2e8f0"/&gt;</w:t>
+        <w:br/>
+        <w:t>&lt;text x="44" y="184" font-size="11" font-weight="700" fill="#475569"&gt;Vector Databases Platform&lt;/text&gt;</w:t>
+        <w:br/>
+        <w:t>&lt;rect x="44.0" y="196" width="122.8" height="48" rx="10" fill="#ffffff" stroke="#7c3aed" stroke-width="2"/&gt;&lt;text x="105.4" y="223.74" text-anchor="middle" font-size="11" font-weight="600" fill="#0f172a"&gt;Gateway&lt;/text&gt;</w:t>
+        <w:br/>
+        <w:t>&lt;rect x="180.8" y="196" width="122.8" height="48" rx="10" fill="#ffffff" stroke="#0891b2" stroke-width="2"/&gt;&lt;text x="242.20000000000002" y="223.74" text-anchor="middle" font-size="11" font-weight="600" fill="#0f172a"&gt;The Case for Purpo…&lt;/text&gt;</w:t>
+        <w:br/>
+        <w:t>&lt;rect x="317.6" y="196" width="122.8" height="48" rx="10" fill="#ffffff" stroke="#059669" stroke-width="2"/&gt;&lt;text x="379.0" y="223.74" text-anchor="middle" font-size="11" font-weight="600" fill="#0f172a"&gt;ANN Indexing Algor…&lt;/text&gt;</w:t>
+        <w:br/>
+        <w:t>&lt;rect x="454.40000000000003" y="196" width="122.8" height="48" rx="10" fill="#ffffff" stroke="#d97706" stroke-width="2"/&gt;&lt;text x="515.8000000000001" y="223.74" text-anchor="middle" font-size="11" font-weight="600" fill="#0f172a"&gt;Distance Metrics a…&lt;/text&gt;</w:t>
+        <w:br/>
+        <w:t>&lt;rect x="591.2" y="196" width="122.8" height="48" rx="10" fill="#ffffff" stroke="#dc2626" stroke-width="2"/&gt;&lt;text x="652.6" y="223.74" text-anchor="middle" font-size="11" font-weight="600" fill="#0f172a"&gt;Metadata Filtering…&lt;/text&gt;</w:t>
+        <w:br/>
+        <w:t>&lt;rect x="30" y="284" width="700" height="96" rx="12" fill="#ecfeff" stroke="#e2e8f0"/&gt;</w:t>
+        <w:br/>
+        <w:t>&lt;text x="44" y="302" font-size="11" font-weight="700" fill="#475569"&gt;Data &amp;amp; Operations&lt;/text&gt;</w:t>
+        <w:br/>
+        <w:t>&lt;rect x="44" y="314" width="150" height="48" rx="10" fill="#ffffff" stroke="#0891b2" stroke-width="2"/&gt;&lt;text x="119.0" y="341.74" text-anchor="middle" font-size="11" font-weight="600" fill="#0f172a"&gt;Primary Store&lt;/text&gt;</w:t>
+        <w:br/>
+        <w:t>&lt;rect x="208" y="314" width="150" height="48" rx="10" fill="#ffffff" stroke="#059669" stroke-width="2"/&gt;&lt;text x="283.0" y="341.74" text-anchor="middle" font-size="11" font-weight="600" fill="#0f172a"&gt;Vector Index&lt;/text&gt;</w:t>
+        <w:br/>
+        <w:t>&lt;rect x="372" y="314" width="150" height="48" rx="10" fill="#ffffff" stroke="#d97706" stroke-width="2"/&gt;&lt;text x="447.0" y="341.74" text-anchor="middle" font-size="11" font-weight="600" fill="#0f172a"&gt;Observability&lt;/text&gt;</w:t>
+        <w:br/>
+        <w:t>&lt;rect x="536" y="314" width="150" height="48" rx="10" fill="#ffffff" stroke="#dc2626" stroke-width="2"/&gt;&lt;text x="611.0" y="341.74" text-anchor="middle" font-size="11" font-weight="600" fill="#0f172a"&gt;Security&lt;/text&gt;</w:t>
+        <w:br/>
+        <w:t>&lt;line x1="380.0" y1="126" x2="380.0" y2="196" stroke="#4338ca" stroke-width="2" marker-end="url(#arrowA)"/&gt;</w:t>
+        <w:br/>
+        <w:t>&lt;line x1="380.0" y1="244" x2="380.0" y2="314" stroke="#4338ca" stroke-width="2" marker-end="url(#arrowA)"/&gt;</w:t>
         <w:br/>
         <w:t>&lt;/svg&gt;</w:t>
       </w:r>
@@ -7317,45 +7323,39 @@
           <w:rFonts w:ascii="Consolas" w:hAnsi="Consolas"/>
           <w:sz w:val="16"/>
         </w:rPr>
-        <w:t>&lt;svg xmlns="http://www.w3.org/2000/svg" width="760" height="360" viewBox="0 0 760 360" font-family="Inter, Arial, sans-serif"&gt;</w:t>
-        <w:br/>
-        <w:t>&lt;rect width="760" height="360" fill="#f8fafc"/&gt;</w:t>
-        <w:br/>
-        <w:t>&lt;text x="380" y="34" text-anchor="middle" font-size="20" font-weight="700" fill="#0f172a"&gt;Data Lineage - Security and Multi-Tenancy&lt;/text&gt;</w:t>
-        <w:br/>
-        <w:t>&lt;rect x="290" y="162" width="180" height="56" rx="12" fill="#0f172a"/&gt;</w:t>
-        <w:br/>
-        <w:t>&lt;text x="380" y="195" text-anchor="middle" font-size="14" font-weight="700" fill="#ffffff"&gt;Vector Databases&lt;/text&gt;</w:t>
-        <w:br/>
-        <w:t>&lt;line x1="380" y1="190" x2="380" y2="70" stroke="#94a3b8" stroke-width="2"/&gt;</w:t>
-        <w:br/>
-        <w:t>&lt;rect x="308" y="48" width="144" height="44" rx="10" fill="#ffffff" stroke="#2563eb" stroke-width="2"/&gt;</w:t>
-        <w:br/>
-        <w:t>&lt;text x="380" y="74" text-anchor="middle" font-size="11" fill="#0f172a"&gt;The Case for Purpos…&lt;/text&gt;</w:t>
-        <w:br/>
-        <w:t>&lt;line x1="380" y1="190" x2="617" y2="153" stroke="#94a3b8" stroke-width="2"/&gt;</w:t>
-        <w:br/>
-        <w:t>&lt;rect x="545" y="131" width="144" height="44" rx="10" fill="#ffffff" stroke="#7c3aed" stroke-width="2"/&gt;</w:t>
-        <w:br/>
-        <w:t>&lt;text x="617" y="157" text-anchor="middle" font-size="11" fill="#0f172a"&gt;ANN Indexing Algori…&lt;/text&gt;</w:t>
-        <w:br/>
-        <w:t>&lt;line x1="380" y1="190" x2="526" y2="287" stroke="#94a3b8" stroke-width="2"/&gt;</w:t>
-        <w:br/>
-        <w:t>&lt;rect x="454" y="265" width="144" height="44" rx="10" fill="#ffffff" stroke="#0891b2" stroke-width="2"/&gt;</w:t>
-        <w:br/>
-        <w:t>&lt;text x="526" y="291" text-anchor="middle" font-size="11" fill="#0f172a"&gt;Distance Metrics an…&lt;/text&gt;</w:t>
-        <w:br/>
-        <w:t>&lt;line x1="380" y1="190" x2="234" y2="287" stroke="#94a3b8" stroke-width="2"/&gt;</w:t>
-        <w:br/>
-        <w:t>&lt;rect x="162" y="265" width="144" height="44" rx="10" fill="#ffffff" stroke="#059669" stroke-width="2"/&gt;</w:t>
-        <w:br/>
-        <w:t>&lt;text x="234" y="291" text-anchor="middle" font-size="11" fill="#0f172a"&gt;Metadata Filtering …&lt;/text&gt;</w:t>
-        <w:br/>
-        <w:t>&lt;line x1="380" y1="190" x2="143" y2="153" stroke="#94a3b8" stroke-width="2"/&gt;</w:t>
-        <w:br/>
-        <w:t>&lt;rect x="71" y="131" width="144" height="44" rx="10" fill="#ffffff" stroke="#d97706" stroke-width="2"/&gt;</w:t>
-        <w:br/>
-        <w:t>&lt;text x="143" y="157" text-anchor="middle" font-size="11" fill="#0f172a"&gt;Sharding, Replicati…&lt;/text&gt;</w:t>
+        <w:t>&lt;svg xmlns="http://www.w3.org/2000/svg" width="760" height="380" viewBox="0 0 760 380" font-family="Inter, Segoe UI, Arial, sans-serif"&gt;</w:t>
+        <w:br/>
+        <w:t>&lt;defs&gt;&lt;marker id="arrow" markerWidth="10" markerHeight="10" refX="8" refY="3" orient="auto" markerUnits="strokeWidth"&gt;&lt;path d="M0,0 L8,3 L0,6 z" fill="#94a3b8"/&gt;&lt;/marker&gt;&lt;marker id="arrowA" markerWidth="10" markerHeight="10" refX="8" refY="3" orient="auto" markerUnits="strokeWidth"&gt;&lt;path d="M0,0 L8,3 L0,6 z" fill="#4338ca"/&gt;&lt;/marker&gt;&lt;/defs&gt;</w:t>
+        <w:br/>
+        <w:t>&lt;rect width="760" height="380" rx="12" fill="#f8fafc"/&gt;</w:t>
+        <w:br/>
+        <w:t>&lt;text x="380" y="30" text-anchor="middle" font-size="17" font-weight="700" fill="#0f172a"&gt;Data Lineage - Security and Multi-Tenancy&lt;/text&gt;</w:t>
+        <w:br/>
+        <w:t>&lt;rect x="40.0" y="166.0" width="104" height="60" rx="10" fill="#ffffff" stroke="#4338ca" stroke-width="2"/&gt;&lt;text x="92.0" y="200.08" text-anchor="middle" font-size="12" font-weight="600" fill="#0f172a"&gt;Source&lt;/text&gt;</w:t>
+        <w:br/>
+        <w:t>&lt;rect x="155.2" y="166.0" width="104" height="60" rx="10" fill="#ffffff" stroke="#7c3aed" stroke-width="2"/&gt;&lt;text x="207.2" y="200.08" text-anchor="middle" font-size="12" font-weight="600" fill="#0f172a"&gt;Raw&lt;/text&gt;</w:t>
+        <w:br/>
+        <w:t>&lt;line x1="144.0" y1="196.0" x2="155.2" y2="196.0" stroke="#4338ca" stroke-width="2" marker-end="url(#arrowA)"/&gt;</w:t>
+        <w:br/>
+        <w:t>&lt;rect x="270.4" y="166.0" width="104" height="60" rx="10" fill="#ffffff" stroke="#0891b2" stroke-width="2"/&gt;&lt;text x="322.4" y="200.08" text-anchor="middle" font-size="12" font-weight="600" fill="#0f172a"&gt;Curated&lt;/text&gt;</w:t>
+        <w:br/>
+        <w:t>&lt;line x1="259.2" y1="196.0" x2="270.4" y2="196.0" stroke="#4338ca" stroke-width="2" marker-end="url(#arrowA)"/&gt;</w:t>
+        <w:br/>
+        <w:t>&lt;rect x="385.6" y="166.0" width="104" height="60" rx="10" fill="#ffffff" stroke="#059669" stroke-width="2"/&gt;&lt;text x="437.6" y="200.08" text-anchor="middle" font-size="12" font-weight="600" fill="#0f172a"&gt;Feature&lt;/text&gt;</w:t>
+        <w:br/>
+        <w:t>&lt;line x1="374.4" y1="196.0" x2="385.6" y2="196.0" stroke="#4338ca" stroke-width="2" marker-end="url(#arrowA)"/&gt;</w:t>
+        <w:br/>
+        <w:t>&lt;rect x="500.8" y="166.0" width="104" height="60" rx="10" fill="#ffffff" stroke="#d97706" stroke-width="2"/&gt;&lt;text x="552.8" y="200.08" text-anchor="middle" font-size="12" font-weight="600" fill="#0f172a"&gt;Model&lt;/text&gt;</w:t>
+        <w:br/>
+        <w:t>&lt;line x1="489.6" y1="196.0" x2="500.8" y2="196.0" stroke="#4338ca" stroke-width="2" marker-end="url(#arrowA)"/&gt;</w:t>
+        <w:br/>
+        <w:t>&lt;rect x="616.0" y="166.0" width="104" height="60" rx="10" fill="#ffffff" stroke="#dc2626" stroke-width="2"/&gt;&lt;text x="668.0" y="200.08" text-anchor="middle" font-size="12" font-weight="600" fill="#0f172a"&gt;Serving&lt;/text&gt;</w:t>
+        <w:br/>
+        <w:t>&lt;line x1="604.8" y1="196.0" x2="616.0" y2="196.0" stroke="#4338ca" stroke-width="2" marker-end="url(#arrowA)"/&gt;</w:t>
+        <w:br/>
+        <w:t>&lt;path d="M668.0,226.0 q0,46 -288.0,46 q-288.0,0 -288.0,-46" fill="none" stroke="#cbd5e1" stroke-width="1.6" stroke-dasharray="5 4" marker-end="url(#arrow)"/&gt;</w:t>
+        <w:br/>
+        <w:t>&lt;text x="380.0" y="288.0" text-anchor="middle" font-size="9.5" fill="#94a3b8"&gt;feedback / monitoring loop&lt;/text&gt;</w:t>
         <w:br/>
         <w:t>&lt;/svg&gt;</w:t>
       </w:r>
@@ -9057,45 +9057,39 @@
           <w:rFonts w:ascii="Consolas" w:hAnsi="Consolas"/>
           <w:sz w:val="16"/>
         </w:rPr>
-        <w:t>&lt;svg xmlns="http://www.w3.org/2000/svg" width="760" height="360" viewBox="0 0 760 360" font-family="Inter, Arial, sans-serif"&gt;</w:t>
-        <w:br/>
-        <w:t>&lt;rect width="760" height="360" fill="#f8fafc"/&gt;</w:t>
-        <w:br/>
-        <w:t>&lt;text x="380" y="34" text-anchor="middle" font-size="20" font-weight="700" fill="#0f172a"&gt;Business Process - Operating in Production&lt;/text&gt;</w:t>
-        <w:br/>
-        <w:t>&lt;rect x="290" y="162" width="180" height="56" rx="12" fill="#0f172a"/&gt;</w:t>
-        <w:br/>
-        <w:t>&lt;text x="380" y="195" text-anchor="middle" font-size="14" font-weight="700" fill="#ffffff"&gt;Vector Databases&lt;/text&gt;</w:t>
-        <w:br/>
-        <w:t>&lt;line x1="380" y1="190" x2="380" y2="70" stroke="#94a3b8" stroke-width="2"/&gt;</w:t>
-        <w:br/>
-        <w:t>&lt;rect x="308" y="48" width="144" height="44" rx="10" fill="#ffffff" stroke="#2563eb" stroke-width="2"/&gt;</w:t>
-        <w:br/>
-        <w:t>&lt;text x="380" y="74" text-anchor="middle" font-size="11" fill="#0f172a"&gt;The Case for Purpos…&lt;/text&gt;</w:t>
-        <w:br/>
-        <w:t>&lt;line x1="380" y1="190" x2="617" y2="153" stroke="#94a3b8" stroke-width="2"/&gt;</w:t>
-        <w:br/>
-        <w:t>&lt;rect x="545" y="131" width="144" height="44" rx="10" fill="#ffffff" stroke="#7c3aed" stroke-width="2"/&gt;</w:t>
-        <w:br/>
-        <w:t>&lt;text x="617" y="157" text-anchor="middle" font-size="11" fill="#0f172a"&gt;ANN Indexing Algori…&lt;/text&gt;</w:t>
-        <w:br/>
-        <w:t>&lt;line x1="380" y1="190" x2="526" y2="287" stroke="#94a3b8" stroke-width="2"/&gt;</w:t>
-        <w:br/>
-        <w:t>&lt;rect x="454" y="265" width="144" height="44" rx="10" fill="#ffffff" stroke="#0891b2" stroke-width="2"/&gt;</w:t>
-        <w:br/>
-        <w:t>&lt;text x="526" y="291" text-anchor="middle" font-size="11" fill="#0f172a"&gt;Distance Metrics an…&lt;/text&gt;</w:t>
-        <w:br/>
-        <w:t>&lt;line x1="380" y1="190" x2="234" y2="287" stroke="#94a3b8" stroke-width="2"/&gt;</w:t>
-        <w:br/>
-        <w:t>&lt;rect x="162" y="265" width="144" height="44" rx="10" fill="#ffffff" stroke="#059669" stroke-width="2"/&gt;</w:t>
-        <w:br/>
-        <w:t>&lt;text x="234" y="291" text-anchor="middle" font-size="11" fill="#0f172a"&gt;Metadata Filtering …&lt;/text&gt;</w:t>
-        <w:br/>
-        <w:t>&lt;line x1="380" y1="190" x2="143" y2="153" stroke="#94a3b8" stroke-width="2"/&gt;</w:t>
-        <w:br/>
-        <w:t>&lt;rect x="71" y="131" width="144" height="44" rx="10" fill="#ffffff" stroke="#d97706" stroke-width="2"/&gt;</w:t>
-        <w:br/>
-        <w:t>&lt;text x="143" y="157" text-anchor="middle" font-size="11" fill="#0f172a"&gt;Sharding, Replicati…&lt;/text&gt;</w:t>
+        <w:t>&lt;svg xmlns="http://www.w3.org/2000/svg" width="760" height="380" viewBox="0 0 760 380" font-family="Inter, Segoe UI, Arial, sans-serif"&gt;</w:t>
+        <w:br/>
+        <w:t>&lt;defs&gt;&lt;marker id="arrow" markerWidth="10" markerHeight="10" refX="8" refY="3" orient="auto" markerUnits="strokeWidth"&gt;&lt;path d="M0,0 L8,3 L0,6 z" fill="#94a3b8"/&gt;&lt;/marker&gt;&lt;marker id="arrowA" markerWidth="10" markerHeight="10" refX="8" refY="3" orient="auto" markerUnits="strokeWidth"&gt;&lt;path d="M0,0 L8,3 L0,6 z" fill="#4338ca"/&gt;&lt;/marker&gt;&lt;/defs&gt;</w:t>
+        <w:br/>
+        <w:t>&lt;rect width="760" height="380" rx="12" fill="#f8fafc"/&gt;</w:t>
+        <w:br/>
+        <w:t>&lt;text x="380" y="30" text-anchor="middle" font-size="17" font-weight="700" fill="#0f172a"&gt;Business Process - Operating in Production&lt;/text&gt;</w:t>
+        <w:br/>
+        <w:t>&lt;rect x="40.0" y="166.0" width="104" height="60" rx="10" fill="#ffffff" stroke="#4338ca" stroke-width="2"/&gt;&lt;text x="92.0" y="200.08" text-anchor="middle" font-size="12" font-weight="600" fill="#0f172a"&gt;Intake&lt;/text&gt;</w:t>
+        <w:br/>
+        <w:t>&lt;rect x="155.2" y="166.0" width="104" height="60" rx="10" fill="#ffffff" stroke="#7c3aed" stroke-width="2"/&gt;&lt;text x="207.2" y="200.08" text-anchor="middle" font-size="12" font-weight="600" fill="#0f172a"&gt;Assess&lt;/text&gt;</w:t>
+        <w:br/>
+        <w:t>&lt;line x1="144.0" y1="196.0" x2="155.2" y2="196.0" stroke="#4338ca" stroke-width="2" marker-end="url(#arrowA)"/&gt;</w:t>
+        <w:br/>
+        <w:t>&lt;rect x="270.4" y="166.0" width="104" height="60" rx="10" fill="#ffffff" stroke="#0891b2" stroke-width="2"/&gt;&lt;text x="322.4" y="200.08" text-anchor="middle" font-size="12" font-weight="600" fill="#0f172a"&gt;Decide&lt;/text&gt;</w:t>
+        <w:br/>
+        <w:t>&lt;line x1="259.2" y1="196.0" x2="270.4" y2="196.0" stroke="#4338ca" stroke-width="2" marker-end="url(#arrowA)"/&gt;</w:t>
+        <w:br/>
+        <w:t>&lt;rect x="385.6" y="166.0" width="104" height="60" rx="10" fill="#ffffff" stroke="#059669" stroke-width="2"/&gt;&lt;text x="437.6" y="200.08" text-anchor="middle" font-size="12" font-weight="600" fill="#0f172a"&gt;Execute&lt;/text&gt;</w:t>
+        <w:br/>
+        <w:t>&lt;line x1="374.4" y1="196.0" x2="385.6" y2="196.0" stroke="#4338ca" stroke-width="2" marker-end="url(#arrowA)"/&gt;</w:t>
+        <w:br/>
+        <w:t>&lt;rect x="500.8" y="166.0" width="104" height="60" rx="10" fill="#ffffff" stroke="#d97706" stroke-width="2"/&gt;&lt;text x="552.8" y="200.08" text-anchor="middle" font-size="12" font-weight="600" fill="#0f172a"&gt;Review&lt;/text&gt;</w:t>
+        <w:br/>
+        <w:t>&lt;line x1="489.6" y1="196.0" x2="500.8" y2="196.0" stroke="#4338ca" stroke-width="2" marker-end="url(#arrowA)"/&gt;</w:t>
+        <w:br/>
+        <w:t>&lt;rect x="616.0" y="166.0" width="104" height="60" rx="10" fill="#ffffff" stroke="#dc2626" stroke-width="2"/&gt;&lt;text x="668.0" y="200.08" text-anchor="middle" font-size="12" font-weight="600" fill="#0f172a"&gt;Close&lt;/text&gt;</w:t>
+        <w:br/>
+        <w:t>&lt;line x1="604.8" y1="196.0" x2="616.0" y2="196.0" stroke="#4338ca" stroke-width="2" marker-end="url(#arrowA)"/&gt;</w:t>
+        <w:br/>
+        <w:t>&lt;path d="M668.0,226.0 q0,46 -288.0,46 q-288.0,0 -288.0,-46" fill="none" stroke="#cbd5e1" stroke-width="1.6" stroke-dasharray="5 4" marker-end="url(#arrow)"/&gt;</w:t>
+        <w:br/>
+        <w:t>&lt;text x="380.0" y="288.0" text-anchor="middle" font-size="9.5" fill="#94a3b8"&gt;feedback / monitoring loop&lt;/text&gt;</w:t>
         <w:br/>
         <w:t>&lt;/svg&gt;</w:t>
       </w:r>
@@ -11605,45 +11599,39 @@
           <w:rFonts w:ascii="Consolas" w:hAnsi="Consolas"/>
           <w:sz w:val="16"/>
         </w:rPr>
-        <w:t>&lt;svg xmlns="http://www.w3.org/2000/svg" width="760" height="360" viewBox="0 0 760 360" font-family="Inter, Arial, sans-serif"&gt;</w:t>
-        <w:br/>
-        <w:t>&lt;rect width="760" height="360" fill="#f8fafc"/&gt;</w:t>
-        <w:br/>
-        <w:t>&lt;text x="380" y="34" text-anchor="middle" font-size="20" font-weight="700" fill="#0f172a"&gt;CI/CD Pipeline - Reference Architecture and Patterns&lt;/text&gt;</w:t>
-        <w:br/>
-        <w:t>&lt;rect x="290" y="162" width="180" height="56" rx="12" fill="#0f172a"/&gt;</w:t>
-        <w:br/>
-        <w:t>&lt;text x="380" y="195" text-anchor="middle" font-size="14" font-weight="700" fill="#ffffff"&gt;Vector Databases&lt;/text&gt;</w:t>
-        <w:br/>
-        <w:t>&lt;line x1="380" y1="190" x2="380" y2="70" stroke="#94a3b8" stroke-width="2"/&gt;</w:t>
-        <w:br/>
-        <w:t>&lt;rect x="308" y="48" width="144" height="44" rx="10" fill="#ffffff" stroke="#2563eb" stroke-width="2"/&gt;</w:t>
-        <w:br/>
-        <w:t>&lt;text x="380" y="74" text-anchor="middle" font-size="11" fill="#0f172a"&gt;The Case for Purpos…&lt;/text&gt;</w:t>
-        <w:br/>
-        <w:t>&lt;line x1="380" y1="190" x2="617" y2="153" stroke="#94a3b8" stroke-width="2"/&gt;</w:t>
-        <w:br/>
-        <w:t>&lt;rect x="545" y="131" width="144" height="44" rx="10" fill="#ffffff" stroke="#7c3aed" stroke-width="2"/&gt;</w:t>
-        <w:br/>
-        <w:t>&lt;text x="617" y="157" text-anchor="middle" font-size="11" fill="#0f172a"&gt;ANN Indexing Algori…&lt;/text&gt;</w:t>
-        <w:br/>
-        <w:t>&lt;line x1="380" y1="190" x2="526" y2="287" stroke="#94a3b8" stroke-width="2"/&gt;</w:t>
-        <w:br/>
-        <w:t>&lt;rect x="454" y="265" width="144" height="44" rx="10" fill="#ffffff" stroke="#0891b2" stroke-width="2"/&gt;</w:t>
-        <w:br/>
-        <w:t>&lt;text x="526" y="291" text-anchor="middle" font-size="11" fill="#0f172a"&gt;Distance Metrics an…&lt;/text&gt;</w:t>
-        <w:br/>
-        <w:t>&lt;line x1="380" y1="190" x2="234" y2="287" stroke="#94a3b8" stroke-width="2"/&gt;</w:t>
-        <w:br/>
-        <w:t>&lt;rect x="162" y="265" width="144" height="44" rx="10" fill="#ffffff" stroke="#059669" stroke-width="2"/&gt;</w:t>
-        <w:br/>
-        <w:t>&lt;text x="234" y="291" text-anchor="middle" font-size="11" fill="#0f172a"&gt;Metadata Filtering …&lt;/text&gt;</w:t>
-        <w:br/>
-        <w:t>&lt;line x1="380" y1="190" x2="143" y2="153" stroke="#94a3b8" stroke-width="2"/&gt;</w:t>
-        <w:br/>
-        <w:t>&lt;rect x="71" y="131" width="144" height="44" rx="10" fill="#ffffff" stroke="#d97706" stroke-width="2"/&gt;</w:t>
-        <w:br/>
-        <w:t>&lt;text x="143" y="157" text-anchor="middle" font-size="11" fill="#0f172a"&gt;Sharding, Replicati…&lt;/text&gt;</w:t>
+        <w:t>&lt;svg xmlns="http://www.w3.org/2000/svg" width="760" height="380" viewBox="0 0 760 380" font-family="Inter, Segoe UI, Arial, sans-serif"&gt;</w:t>
+        <w:br/>
+        <w:t>&lt;defs&gt;&lt;marker id="arrow" markerWidth="10" markerHeight="10" refX="8" refY="3" orient="auto" markerUnits="strokeWidth"&gt;&lt;path d="M0,0 L8,3 L0,6 z" fill="#94a3b8"/&gt;&lt;/marker&gt;&lt;marker id="arrowA" markerWidth="10" markerHeight="10" refX="8" refY="3" orient="auto" markerUnits="strokeWidth"&gt;&lt;path d="M0,0 L8,3 L0,6 z" fill="#4338ca"/&gt;&lt;/marker&gt;&lt;/defs&gt;</w:t>
+        <w:br/>
+        <w:t>&lt;rect width="760" height="380" rx="12" fill="#f8fafc"/&gt;</w:t>
+        <w:br/>
+        <w:t>&lt;text x="380" y="30" text-anchor="middle" font-size="17" font-weight="700" fill="#0f172a"&gt;CI/CD Pipeline - Reference Architecture and Patterns&lt;/text&gt;</w:t>
+        <w:br/>
+        <w:t>&lt;rect x="40.0" y="166.0" width="104" height="60" rx="10" fill="#ffffff" stroke="#4338ca" stroke-width="2"/&gt;&lt;text x="92.0" y="200.08" text-anchor="middle" font-size="12" font-weight="600" fill="#0f172a"&gt;Commit&lt;/text&gt;</w:t>
+        <w:br/>
+        <w:t>&lt;rect x="155.2" y="166.0" width="104" height="60" rx="10" fill="#ffffff" stroke="#7c3aed" stroke-width="2"/&gt;&lt;text x="207.2" y="200.08" text-anchor="middle" font-size="12" font-weight="600" fill="#0f172a"&gt;Build&lt;/text&gt;</w:t>
+        <w:br/>
+        <w:t>&lt;line x1="144.0" y1="196.0" x2="155.2" y2="196.0" stroke="#4338ca" stroke-width="2" marker-end="url(#arrowA)"/&gt;</w:t>
+        <w:br/>
+        <w:t>&lt;rect x="270.4" y="166.0" width="104" height="60" rx="10" fill="#ffffff" stroke="#0891b2" stroke-width="2"/&gt;&lt;text x="322.4" y="200.08" text-anchor="middle" font-size="12" font-weight="600" fill="#0f172a"&gt;Eval Gate&lt;/text&gt;</w:t>
+        <w:br/>
+        <w:t>&lt;line x1="259.2" y1="196.0" x2="270.4" y2="196.0" stroke="#4338ca" stroke-width="2" marker-end="url(#arrowA)"/&gt;</w:t>
+        <w:br/>
+        <w:t>&lt;rect x="385.6" y="166.0" width="104" height="60" rx="10" fill="#ffffff" stroke="#059669" stroke-width="2"/&gt;&lt;text x="437.6" y="200.08" text-anchor="middle" font-size="12" font-weight="600" fill="#0f172a"&gt;Package&lt;/text&gt;</w:t>
+        <w:br/>
+        <w:t>&lt;line x1="374.4" y1="196.0" x2="385.6" y2="196.0" stroke="#4338ca" stroke-width="2" marker-end="url(#arrowA)"/&gt;</w:t>
+        <w:br/>
+        <w:t>&lt;rect x="500.8" y="166.0" width="104" height="60" rx="10" fill="#ffffff" stroke="#d97706" stroke-width="2"/&gt;&lt;text x="552.8" y="200.08" text-anchor="middle" font-size="12" font-weight="600" fill="#0f172a"&gt;Deploy&lt;/text&gt;</w:t>
+        <w:br/>
+        <w:t>&lt;line x1="489.6" y1="196.0" x2="500.8" y2="196.0" stroke="#4338ca" stroke-width="2" marker-end="url(#arrowA)"/&gt;</w:t>
+        <w:br/>
+        <w:t>&lt;rect x="616.0" y="166.0" width="104" height="60" rx="10" fill="#ffffff" stroke="#dc2626" stroke-width="2"/&gt;&lt;text x="668.0" y="200.08" text-anchor="middle" font-size="12" font-weight="600" fill="#0f172a"&gt;Monitor&lt;/text&gt;</w:t>
+        <w:br/>
+        <w:t>&lt;line x1="604.8" y1="196.0" x2="616.0" y2="196.0" stroke="#4338ca" stroke-width="2" marker-end="url(#arrowA)"/&gt;</w:t>
+        <w:br/>
+        <w:t>&lt;path d="M668.0,226.0 q0,46 -288.0,46 q-288.0,0 -288.0,-46" fill="none" stroke="#cbd5e1" stroke-width="1.6" stroke-dasharray="5 4" marker-end="url(#arrow)"/&gt;</w:t>
+        <w:br/>
+        <w:t>&lt;text x="380.0" y="288.0" text-anchor="middle" font-size="9.5" fill="#94a3b8"&gt;feedback / monitoring loop&lt;/text&gt;</w:t>
         <w:br/>
         <w:t>&lt;/svg&gt;</w:t>
       </w:r>
@@ -13397,45 +13385,41 @@
           <w:rFonts w:ascii="Consolas" w:hAnsi="Consolas"/>
           <w:sz w:val="16"/>
         </w:rPr>
-        <w:t>&lt;svg xmlns="http://www.w3.org/2000/svg" width="760" height="360" viewBox="0 0 760 360" font-family="Inter, Arial, sans-serif"&gt;</w:t>
-        <w:br/>
-        <w:t>&lt;rect width="760" height="360" fill="#f8fafc"/&gt;</w:t>
-        <w:br/>
-        <w:t>&lt;text x="380" y="34" text-anchor="middle" font-size="20" font-weight="700" fill="#0f172a"&gt;Knowledge Graph - Hands-On Lab: Building an End-to-End …&lt;/text&gt;</w:t>
-        <w:br/>
-        <w:t>&lt;rect x="290" y="162" width="180" height="56" rx="12" fill="#0f172a"/&gt;</w:t>
-        <w:br/>
-        <w:t>&lt;text x="380" y="195" text-anchor="middle" font-size="14" font-weight="700" fill="#ffffff"&gt;Vector Databases&lt;/text&gt;</w:t>
-        <w:br/>
-        <w:t>&lt;line x1="380" y1="190" x2="380" y2="70" stroke="#94a3b8" stroke-width="2"/&gt;</w:t>
-        <w:br/>
-        <w:t>&lt;rect x="308" y="48" width="144" height="44" rx="10" fill="#ffffff" stroke="#2563eb" stroke-width="2"/&gt;</w:t>
-        <w:br/>
-        <w:t>&lt;text x="380" y="74" text-anchor="middle" font-size="11" fill="#0f172a"&gt;The Case for Purpos…&lt;/text&gt;</w:t>
-        <w:br/>
-        <w:t>&lt;line x1="380" y1="190" x2="617" y2="153" stroke="#94a3b8" stroke-width="2"/&gt;</w:t>
-        <w:br/>
-        <w:t>&lt;rect x="545" y="131" width="144" height="44" rx="10" fill="#ffffff" stroke="#7c3aed" stroke-width="2"/&gt;</w:t>
-        <w:br/>
-        <w:t>&lt;text x="617" y="157" text-anchor="middle" font-size="11" fill="#0f172a"&gt;ANN Indexing Algori…&lt;/text&gt;</w:t>
-        <w:br/>
-        <w:t>&lt;line x1="380" y1="190" x2="526" y2="287" stroke="#94a3b8" stroke-width="2"/&gt;</w:t>
-        <w:br/>
-        <w:t>&lt;rect x="454" y="265" width="144" height="44" rx="10" fill="#ffffff" stroke="#0891b2" stroke-width="2"/&gt;</w:t>
-        <w:br/>
-        <w:t>&lt;text x="526" y="291" text-anchor="middle" font-size="11" fill="#0f172a"&gt;Distance Metrics an…&lt;/text&gt;</w:t>
-        <w:br/>
-        <w:t>&lt;line x1="380" y1="190" x2="234" y2="287" stroke="#94a3b8" stroke-width="2"/&gt;</w:t>
-        <w:br/>
-        <w:t>&lt;rect x="162" y="265" width="144" height="44" rx="10" fill="#ffffff" stroke="#059669" stroke-width="2"/&gt;</w:t>
-        <w:br/>
-        <w:t>&lt;text x="234" y="291" text-anchor="middle" font-size="11" fill="#0f172a"&gt;Metadata Filtering …&lt;/text&gt;</w:t>
-        <w:br/>
-        <w:t>&lt;line x1="380" y1="190" x2="143" y2="153" stroke="#94a3b8" stroke-width="2"/&gt;</w:t>
-        <w:br/>
-        <w:t>&lt;rect x="71" y="131" width="144" height="44" rx="10" fill="#ffffff" stroke="#d97706" stroke-width="2"/&gt;</w:t>
-        <w:br/>
-        <w:t>&lt;text x="143" y="157" text-anchor="middle" font-size="11" fill="#0f172a"&gt;Sharding, Replicati…&lt;/text&gt;</w:t>
+        <w:t>&lt;svg xmlns="http://www.w3.org/2000/svg" width="760" height="380" viewBox="0 0 760 380" font-family="Inter, Segoe UI, Arial, sans-serif"&gt;</w:t>
+        <w:br/>
+        <w:t>&lt;defs&gt;&lt;marker id="arrow" markerWidth="10" markerHeight="10" refX="8" refY="3" orient="auto" markerUnits="strokeWidth"&gt;&lt;path d="M0,0 L8,3 L0,6 z" fill="#94a3b8"/&gt;&lt;/marker&gt;&lt;marker id="arrowA" markerWidth="10" markerHeight="10" refX="8" refY="3" orient="auto" markerUnits="strokeWidth"&gt;&lt;path d="M0,0 L8,3 L0,6 z" fill="#4338ca"/&gt;&lt;/marker&gt;&lt;/defs&gt;</w:t>
+        <w:br/>
+        <w:t>&lt;rect width="760" height="380" rx="12" fill="#f8fafc"/&gt;</w:t>
+        <w:br/>
+        <w:t>&lt;text x="380" y="30" text-anchor="middle" font-size="17" font-weight="700" fill="#0f172a"&gt;Knowledge Graph - Hands-On Lab: Building an End-to-End Vect…&lt;/text&gt;</w:t>
+        <w:br/>
+        <w:t>&lt;circle cx="380.0" cy="198.0" r="46" fill="#0f172a"/&gt;</w:t>
+        <w:br/>
+        <w:t>&lt;text x="380.0" y="202.0" text-anchor="middle" font-size="12" font-weight="700" fill="#ffffff"&gt;Vector Databa…&lt;/text&gt;</w:t>
+        <w:br/>
+        <w:t>&lt;line x1="380.0" y1="152.0" x2="380.0" y2="92.0" stroke="#94a3b8" stroke-width="2" marker-end="url(#arrow)"/&gt;</w:t>
+        <w:br/>
+        <w:t>&lt;rect x="306.0" y="58.0" width="148" height="44" rx="10" fill="#ffffff" stroke="#4338ca" stroke-width="2"/&gt;&lt;text x="380.0" y="83.74" text-anchor="middle" font-size="11" font-weight="600" fill="#0f172a"&gt;The Case for Purpose-Bu…&lt;/text&gt;</w:t>
+        <w:br/>
+        <w:t>&lt;line x1="419.83716857408416" y1="175.0" x2="575.7217412552832" y2="145.0" stroke="#94a3b8" stroke-width="2" marker-end="url(#arrow)"/&gt;</w:t>
+        <w:br/>
+        <w:t>&lt;rect x="522.5063509461097" y="117.0" width="148" height="44" rx="10" fill="#ffffff" stroke="#7c3aed" stroke-width="2"/&gt;&lt;text x="596.5063509461097" y="142.74" text-anchor="middle" font-size="11" font-weight="600" fill="#0f172a"&gt;ANN Indexing Algorithms&lt;/text&gt;</w:t>
+        <w:br/>
+        <w:t>&lt;line x1="419.83716857408416" y1="221.0" x2="575.7217412552832" y2="251.0" stroke="#94a3b8" stroke-width="2" marker-end="url(#arrow)"/&gt;</w:t>
+        <w:br/>
+        <w:t>&lt;rect x="522.5063509461097" y="235.0" width="148" height="44" rx="10" fill="#ffffff" stroke="#0891b2" stroke-width="2"/&gt;&lt;text x="596.5063509461097" y="260.74" text-anchor="middle" font-size="11" font-weight="600" fill="#0f172a"&gt;Distance Metrics and Qu…&lt;/text&gt;</w:t>
+        <w:br/>
+        <w:t>&lt;line x1="380.0" y1="244.0" x2="380.0" y2="304.0" stroke="#94a3b8" stroke-width="2" marker-end="url(#arrow)"/&gt;</w:t>
+        <w:br/>
+        <w:t>&lt;rect x="306.0" y="294.0" width="148" height="44" rx="10" fill="#ffffff" stroke="#059669" stroke-width="2"/&gt;&lt;text x="380.0" y="319.74" text-anchor="middle" font-size="11" font-weight="600" fill="#0f172a"&gt;Metadata Filtering and …&lt;/text&gt;</w:t>
+        <w:br/>
+        <w:t>&lt;line x1="340.16283142591584" y1="221.0" x2="184.2782587447169" y2="251.00000000000006" stroke="#94a3b8" stroke-width="2" marker-end="url(#arrow)"/&gt;</w:t>
+        <w:br/>
+        <w:t>&lt;rect x="89.49364905389038" y="235.00000000000006" width="148" height="44" rx="10" fill="#ffffff" stroke="#d97706" stroke-width="2"/&gt;&lt;text x="163.49364905389038" y="260.74000000000007" text-anchor="middle" font-size="11" font-weight="600" fill="#0f172a"&gt;Sharding, Replication a…&lt;/text&gt;</w:t>
+        <w:br/>
+        <w:t>&lt;line x1="340.16283142591584" y1="175.0" x2="184.27825874471688" y2="145.0" stroke="#94a3b8" stroke-width="2" marker-end="url(#arrow)"/&gt;</w:t>
+        <w:br/>
+        <w:t>&lt;rect x="89.49364905389035" y="117.0" width="148" height="44" rx="10" fill="#ffffff" stroke="#dc2626" stroke-width="2"/&gt;&lt;text x="163.49364905389035" y="142.74" text-anchor="middle" font-size="11" font-weight="600" fill="#0f172a"&gt;Freshness, Upserts and …&lt;/text&gt;</w:t>
         <w:br/>
         <w:t>&lt;/svg&gt;</w:t>
       </w:r>
@@ -16804,45 +16788,51 @@
           <w:rFonts w:ascii="Consolas" w:hAnsi="Consolas"/>
           <w:sz w:val="16"/>
         </w:rPr>
-        <w:t>&lt;svg xmlns="http://www.w3.org/2000/svg" width="760" height="360" viewBox="0 0 760 360" font-family="Inter, Arial, sans-serif"&gt;</w:t>
-        <w:br/>
-        <w:t>&lt;rect width="760" height="360" fill="#f8fafc"/&gt;</w:t>
-        <w:br/>
-        <w:t>&lt;text x="380" y="34" text-anchor="middle" font-size="20" font-weight="700" fill="#0f172a"&gt;Cloud Architecture - Security, Privacy and Governance&lt;/text&gt;</w:t>
-        <w:br/>
-        <w:t>&lt;rect x="290" y="162" width="180" height="56" rx="12" fill="#0f172a"/&gt;</w:t>
-        <w:br/>
-        <w:t>&lt;text x="380" y="195" text-anchor="middle" font-size="14" font-weight="700" fill="#ffffff"&gt;Vector Databases&lt;/text&gt;</w:t>
-        <w:br/>
-        <w:t>&lt;line x1="380" y1="190" x2="380" y2="70" stroke="#94a3b8" stroke-width="2"/&gt;</w:t>
-        <w:br/>
-        <w:t>&lt;rect x="308" y="48" width="144" height="44" rx="10" fill="#ffffff" stroke="#2563eb" stroke-width="2"/&gt;</w:t>
-        <w:br/>
-        <w:t>&lt;text x="380" y="74" text-anchor="middle" font-size="11" fill="#0f172a"&gt;The Case for Purpos…&lt;/text&gt;</w:t>
-        <w:br/>
-        <w:t>&lt;line x1="380" y1="190" x2="617" y2="153" stroke="#94a3b8" stroke-width="2"/&gt;</w:t>
-        <w:br/>
-        <w:t>&lt;rect x="545" y="131" width="144" height="44" rx="10" fill="#ffffff" stroke="#7c3aed" stroke-width="2"/&gt;</w:t>
-        <w:br/>
-        <w:t>&lt;text x="617" y="157" text-anchor="middle" font-size="11" fill="#0f172a"&gt;ANN Indexing Algori…&lt;/text&gt;</w:t>
-        <w:br/>
-        <w:t>&lt;line x1="380" y1="190" x2="526" y2="287" stroke="#94a3b8" stroke-width="2"/&gt;</w:t>
-        <w:br/>
-        <w:t>&lt;rect x="454" y="265" width="144" height="44" rx="10" fill="#ffffff" stroke="#0891b2" stroke-width="2"/&gt;</w:t>
-        <w:br/>
-        <w:t>&lt;text x="526" y="291" text-anchor="middle" font-size="11" fill="#0f172a"&gt;Distance Metrics an…&lt;/text&gt;</w:t>
-        <w:br/>
-        <w:t>&lt;line x1="380" y1="190" x2="234" y2="287" stroke="#94a3b8" stroke-width="2"/&gt;</w:t>
-        <w:br/>
-        <w:t>&lt;rect x="162" y="265" width="144" height="44" rx="10" fill="#ffffff" stroke="#059669" stroke-width="2"/&gt;</w:t>
-        <w:br/>
-        <w:t>&lt;text x="234" y="291" text-anchor="middle" font-size="11" fill="#0f172a"&gt;Metadata Filtering …&lt;/text&gt;</w:t>
-        <w:br/>
-        <w:t>&lt;line x1="380" y1="190" x2="143" y2="153" stroke="#94a3b8" stroke-width="2"/&gt;</w:t>
-        <w:br/>
-        <w:t>&lt;rect x="71" y="131" width="144" height="44" rx="10" fill="#ffffff" stroke="#d97706" stroke-width="2"/&gt;</w:t>
-        <w:br/>
-        <w:t>&lt;text x="143" y="157" text-anchor="middle" font-size="11" fill="#0f172a"&gt;Sharding, Replicati…&lt;/text&gt;</w:t>
+        <w:t>&lt;svg xmlns="http://www.w3.org/2000/svg" width="760" height="380" viewBox="0 0 760 380" font-family="Inter, Segoe UI, Arial, sans-serif"&gt;</w:t>
+        <w:br/>
+        <w:t>&lt;defs&gt;&lt;marker id="arrow" markerWidth="10" markerHeight="10" refX="8" refY="3" orient="auto" markerUnits="strokeWidth"&gt;&lt;path d="M0,0 L8,3 L0,6 z" fill="#94a3b8"/&gt;&lt;/marker&gt;&lt;marker id="arrowA" markerWidth="10" markerHeight="10" refX="8" refY="3" orient="auto" markerUnits="strokeWidth"&gt;&lt;path d="M0,0 L8,3 L0,6 z" fill="#4338ca"/&gt;&lt;/marker&gt;&lt;/defs&gt;</w:t>
+        <w:br/>
+        <w:t>&lt;rect width="760" height="380" rx="12" fill="#f8fafc"/&gt;</w:t>
+        <w:br/>
+        <w:t>&lt;text x="380" y="30" text-anchor="middle" font-size="17" font-weight="700" fill="#0f172a"&gt;Cloud Architecture - Security, Privacy and Governance&lt;/text&gt;</w:t>
+        <w:br/>
+        <w:t>&lt;rect x="30" y="48" width="700" height="96" rx="12" fill="#eef2ff" stroke="#e2e8f0"/&gt;</w:t>
+        <w:br/>
+        <w:t>&lt;text x="44" y="66" font-size="11" font-weight="700" fill="#475569"&gt;Consumers&lt;/text&gt;</w:t>
+        <w:br/>
+        <w:t>&lt;rect x="44" y="78" width="150" height="48" rx="10" fill="#ffffff" stroke="#4338ca" stroke-width="2"/&gt;&lt;text x="119.0" y="105.74" text-anchor="middle" font-size="11" font-weight="600" fill="#0f172a"&gt;Users / Apps&lt;/text&gt;</w:t>
+        <w:br/>
+        <w:t>&lt;rect x="208" y="78" width="150" height="48" rx="10" fill="#ffffff" stroke="#7c3aed" stroke-width="2"/&gt;&lt;text x="283.0" y="105.74" text-anchor="middle" font-size="11" font-weight="600" fill="#0f172a"&gt;API Clients&lt;/text&gt;</w:t>
+        <w:br/>
+        <w:t>&lt;rect x="30" y="166" width="700" height="96" rx="12" fill="#f5f3ff" stroke="#e2e8f0"/&gt;</w:t>
+        <w:br/>
+        <w:t>&lt;text x="44" y="184" font-size="11" font-weight="700" fill="#475569"&gt;Vector Databases Platform&lt;/text&gt;</w:t>
+        <w:br/>
+        <w:t>&lt;rect x="44.0" y="196" width="122.8" height="48" rx="10" fill="#ffffff" stroke="#7c3aed" stroke-width="2"/&gt;&lt;text x="105.4" y="223.74" text-anchor="middle" font-size="11" font-weight="600" fill="#0f172a"&gt;Gateway&lt;/text&gt;</w:t>
+        <w:br/>
+        <w:t>&lt;rect x="180.8" y="196" width="122.8" height="48" rx="10" fill="#ffffff" stroke="#0891b2" stroke-width="2"/&gt;&lt;text x="242.20000000000002" y="223.74" text-anchor="middle" font-size="11" font-weight="600" fill="#0f172a"&gt;The Case for Purpo…&lt;/text&gt;</w:t>
+        <w:br/>
+        <w:t>&lt;rect x="317.6" y="196" width="122.8" height="48" rx="10" fill="#ffffff" stroke="#059669" stroke-width="2"/&gt;&lt;text x="379.0" y="223.74" text-anchor="middle" font-size="11" font-weight="600" fill="#0f172a"&gt;ANN Indexing Algor…&lt;/text&gt;</w:t>
+        <w:br/>
+        <w:t>&lt;rect x="454.40000000000003" y="196" width="122.8" height="48" rx="10" fill="#ffffff" stroke="#d97706" stroke-width="2"/&gt;&lt;text x="515.8000000000001" y="223.74" text-anchor="middle" font-size="11" font-weight="600" fill="#0f172a"&gt;Distance Metrics a…&lt;/text&gt;</w:t>
+        <w:br/>
+        <w:t>&lt;rect x="591.2" y="196" width="122.8" height="48" rx="10" fill="#ffffff" stroke="#dc2626" stroke-width="2"/&gt;&lt;text x="652.6" y="223.74" text-anchor="middle" font-size="11" font-weight="600" fill="#0f172a"&gt;Metadata Filtering…&lt;/text&gt;</w:t>
+        <w:br/>
+        <w:t>&lt;rect x="30" y="284" width="700" height="96" rx="12" fill="#ecfeff" stroke="#e2e8f0"/&gt;</w:t>
+        <w:br/>
+        <w:t>&lt;text x="44" y="302" font-size="11" font-weight="700" fill="#475569"&gt;Data &amp;amp; Operations&lt;/text&gt;</w:t>
+        <w:br/>
+        <w:t>&lt;rect x="44" y="314" width="150" height="48" rx="10" fill="#ffffff" stroke="#0891b2" stroke-width="2"/&gt;&lt;text x="119.0" y="341.74" text-anchor="middle" font-size="11" font-weight="600" fill="#0f172a"&gt;Primary Store&lt;/text&gt;</w:t>
+        <w:br/>
+        <w:t>&lt;rect x="208" y="314" width="150" height="48" rx="10" fill="#ffffff" stroke="#059669" stroke-width="2"/&gt;&lt;text x="283.0" y="341.74" text-anchor="middle" font-size="11" font-weight="600" fill="#0f172a"&gt;Vector Index&lt;/text&gt;</w:t>
+        <w:br/>
+        <w:t>&lt;rect x="372" y="314" width="150" height="48" rx="10" fill="#ffffff" stroke="#d97706" stroke-width="2"/&gt;&lt;text x="447.0" y="341.74" text-anchor="middle" font-size="11" font-weight="600" fill="#0f172a"&gt;Observability&lt;/text&gt;</w:t>
+        <w:br/>
+        <w:t>&lt;rect x="536" y="314" width="150" height="48" rx="10" fill="#ffffff" stroke="#dc2626" stroke-width="2"/&gt;&lt;text x="611.0" y="341.74" text-anchor="middle" font-size="11" font-weight="600" fill="#0f172a"&gt;Security&lt;/text&gt;</w:t>
+        <w:br/>
+        <w:t>&lt;line x1="380.0" y1="126" x2="380.0" y2="196" stroke="#4338ca" stroke-width="2" marker-end="url(#arrowA)"/&gt;</w:t>
+        <w:br/>
+        <w:t>&lt;line x1="380.0" y1="244" x2="380.0" y2="314" stroke="#4338ca" stroke-width="2" marker-end="url(#arrowA)"/&gt;</w:t>
         <w:br/>
         <w:t>&lt;/svg&gt;</w:t>
       </w:r>
@@ -20973,45 +20963,39 @@
           <w:rFonts w:ascii="Consolas" w:hAnsi="Consolas"/>
           <w:sz w:val="16"/>
         </w:rPr>
-        <w:t>&lt;svg xmlns="http://www.w3.org/2000/svg" width="760" height="360" viewBox="0 0 760 360" font-family="Inter, Arial, sans-serif"&gt;</w:t>
-        <w:br/>
-        <w:t>&lt;rect width="760" height="360" fill="#f8fafc"/&gt;</w:t>
-        <w:br/>
-        <w:t>&lt;text x="380" y="34" text-anchor="middle" font-size="20" font-weight="700" fill="#0f172a"&gt;DevOps Pipeline - Certification Preparation and Review&lt;/text&gt;</w:t>
-        <w:br/>
-        <w:t>&lt;rect x="290" y="162" width="180" height="56" rx="12" fill="#0f172a"/&gt;</w:t>
-        <w:br/>
-        <w:t>&lt;text x="380" y="195" text-anchor="middle" font-size="14" font-weight="700" fill="#ffffff"&gt;Vector Databases&lt;/text&gt;</w:t>
-        <w:br/>
-        <w:t>&lt;line x1="380" y1="190" x2="380" y2="70" stroke="#94a3b8" stroke-width="2"/&gt;</w:t>
-        <w:br/>
-        <w:t>&lt;rect x="308" y="48" width="144" height="44" rx="10" fill="#ffffff" stroke="#2563eb" stroke-width="2"/&gt;</w:t>
-        <w:br/>
-        <w:t>&lt;text x="380" y="74" text-anchor="middle" font-size="11" fill="#0f172a"&gt;The Case for Purpos…&lt;/text&gt;</w:t>
-        <w:br/>
-        <w:t>&lt;line x1="380" y1="190" x2="617" y2="153" stroke="#94a3b8" stroke-width="2"/&gt;</w:t>
-        <w:br/>
-        <w:t>&lt;rect x="545" y="131" width="144" height="44" rx="10" fill="#ffffff" stroke="#7c3aed" stroke-width="2"/&gt;</w:t>
-        <w:br/>
-        <w:t>&lt;text x="617" y="157" text-anchor="middle" font-size="11" fill="#0f172a"&gt;ANN Indexing Algori…&lt;/text&gt;</w:t>
-        <w:br/>
-        <w:t>&lt;line x1="380" y1="190" x2="526" y2="287" stroke="#94a3b8" stroke-width="2"/&gt;</w:t>
-        <w:br/>
-        <w:t>&lt;rect x="454" y="265" width="144" height="44" rx="10" fill="#ffffff" stroke="#0891b2" stroke-width="2"/&gt;</w:t>
-        <w:br/>
-        <w:t>&lt;text x="526" y="291" text-anchor="middle" font-size="11" fill="#0f172a"&gt;Distance Metrics an…&lt;/text&gt;</w:t>
-        <w:br/>
-        <w:t>&lt;line x1="380" y1="190" x2="234" y2="287" stroke="#94a3b8" stroke-width="2"/&gt;</w:t>
-        <w:br/>
-        <w:t>&lt;rect x="162" y="265" width="144" height="44" rx="10" fill="#ffffff" stroke="#059669" stroke-width="2"/&gt;</w:t>
-        <w:br/>
-        <w:t>&lt;text x="234" y="291" text-anchor="middle" font-size="11" fill="#0f172a"&gt;Metadata Filtering …&lt;/text&gt;</w:t>
-        <w:br/>
-        <w:t>&lt;line x1="380" y1="190" x2="143" y2="153" stroke="#94a3b8" stroke-width="2"/&gt;</w:t>
-        <w:br/>
-        <w:t>&lt;rect x="71" y="131" width="144" height="44" rx="10" fill="#ffffff" stroke="#d97706" stroke-width="2"/&gt;</w:t>
-        <w:br/>
-        <w:t>&lt;text x="143" y="157" text-anchor="middle" font-size="11" fill="#0f172a"&gt;Sharding, Replicati…&lt;/text&gt;</w:t>
+        <w:t>&lt;svg xmlns="http://www.w3.org/2000/svg" width="760" height="380" viewBox="0 0 760 380" font-family="Inter, Segoe UI, Arial, sans-serif"&gt;</w:t>
+        <w:br/>
+        <w:t>&lt;defs&gt;&lt;marker id="arrow" markerWidth="10" markerHeight="10" refX="8" refY="3" orient="auto" markerUnits="strokeWidth"&gt;&lt;path d="M0,0 L8,3 L0,6 z" fill="#94a3b8"/&gt;&lt;/marker&gt;&lt;marker id="arrowA" markerWidth="10" markerHeight="10" refX="8" refY="3" orient="auto" markerUnits="strokeWidth"&gt;&lt;path d="M0,0 L8,3 L0,6 z" fill="#4338ca"/&gt;&lt;/marker&gt;&lt;/defs&gt;</w:t>
+        <w:br/>
+        <w:t>&lt;rect width="760" height="380" rx="12" fill="#f8fafc"/&gt;</w:t>
+        <w:br/>
+        <w:t>&lt;text x="380" y="30" text-anchor="middle" font-size="17" font-weight="700" fill="#0f172a"&gt;DevOps Pipeline - Certification Preparation and Review&lt;/text&gt;</w:t>
+        <w:br/>
+        <w:t>&lt;rect x="40.0" y="166.0" width="104" height="60" rx="10" fill="#ffffff" stroke="#4338ca" stroke-width="2"/&gt;&lt;text x="92.0" y="200.08" text-anchor="middle" font-size="12" font-weight="600" fill="#0f172a"&gt;Commit&lt;/text&gt;</w:t>
+        <w:br/>
+        <w:t>&lt;rect x="155.2" y="166.0" width="104" height="60" rx="10" fill="#ffffff" stroke="#7c3aed" stroke-width="2"/&gt;&lt;text x="207.2" y="200.08" text-anchor="middle" font-size="12" font-weight="600" fill="#0f172a"&gt;Build&lt;/text&gt;</w:t>
+        <w:br/>
+        <w:t>&lt;line x1="144.0" y1="196.0" x2="155.2" y2="196.0" stroke="#4338ca" stroke-width="2" marker-end="url(#arrowA)"/&gt;</w:t>
+        <w:br/>
+        <w:t>&lt;rect x="270.4" y="166.0" width="104" height="60" rx="10" fill="#ffffff" stroke="#0891b2" stroke-width="2"/&gt;&lt;text x="322.4" y="200.08" text-anchor="middle" font-size="12" font-weight="600" fill="#0f172a"&gt;Test&lt;/text&gt;</w:t>
+        <w:br/>
+        <w:t>&lt;line x1="259.2" y1="196.0" x2="270.4" y2="196.0" stroke="#4338ca" stroke-width="2" marker-end="url(#arrowA)"/&gt;</w:t>
+        <w:br/>
+        <w:t>&lt;rect x="385.6" y="166.0" width="104" height="60" rx="10" fill="#ffffff" stroke="#059669" stroke-width="2"/&gt;&lt;text x="437.6" y="200.08" text-anchor="middle" font-size="12" font-weight="600" fill="#0f172a"&gt;Scan&lt;/text&gt;</w:t>
+        <w:br/>
+        <w:t>&lt;line x1="374.4" y1="196.0" x2="385.6" y2="196.0" stroke="#4338ca" stroke-width="2" marker-end="url(#arrowA)"/&gt;</w:t>
+        <w:br/>
+        <w:t>&lt;rect x="500.8" y="166.0" width="104" height="60" rx="10" fill="#ffffff" stroke="#d97706" stroke-width="2"/&gt;&lt;text x="552.8" y="200.08" text-anchor="middle" font-size="12" font-weight="600" fill="#0f172a"&gt;Deploy&lt;/text&gt;</w:t>
+        <w:br/>
+        <w:t>&lt;line x1="489.6" y1="196.0" x2="500.8" y2="196.0" stroke="#4338ca" stroke-width="2" marker-end="url(#arrowA)"/&gt;</w:t>
+        <w:br/>
+        <w:t>&lt;rect x="616.0" y="166.0" width="104" height="60" rx="10" fill="#ffffff" stroke="#dc2626" stroke-width="2"/&gt;&lt;text x="668.0" y="200.08" text-anchor="middle" font-size="12" font-weight="600" fill="#0f172a"&gt;Monitor&lt;/text&gt;</w:t>
+        <w:br/>
+        <w:t>&lt;line x1="604.8" y1="196.0" x2="616.0" y2="196.0" stroke="#4338ca" stroke-width="2" marker-end="url(#arrowA)"/&gt;</w:t>
+        <w:br/>
+        <w:t>&lt;path d="M668.0,226.0 q0,46 -288.0,46 q-288.0,0 -288.0,-46" fill="none" stroke="#cbd5e1" stroke-width="1.6" stroke-dasharray="5 4" marker-end="url(#arrow)"/&gt;</w:t>
+        <w:br/>
+        <w:t>&lt;text x="380.0" y="288.0" text-anchor="middle" font-size="9.5" fill="#94a3b8"&gt;feedback / monitoring loop&lt;/text&gt;</w:t>
         <w:br/>
         <w:t>&lt;/svg&gt;</w:t>
       </w:r>

--- a/content/vector-databases/vector-databases-foundations/vector-databases-foundations.docx
+++ b/content/vector-databases/vector-databases-foundations/vector-databases-foundations.docx
@@ -3857,7 +3857,7 @@
           <w:rFonts w:ascii="Consolas" w:hAnsi="Consolas"/>
           <w:sz w:val="16"/>
         </w:rPr>
-        <w:t>&lt;svg xmlns="http://www.w3.org/2000/svg" width="840" height="460" data-tpl="cycle" data-pal="7-1" viewBox="0 0 840 460" font-family="Inter, Segoe UI, Arial, sans-serif"&gt;&lt;defs&gt;&lt;marker id="ar" markerWidth="9" markerHeight="9" refX="7" refY="3" orient="auto"&gt;&lt;path d="M0,0 L7,3 L0,6 z" fill="#94a3b8"/&gt;&lt;/marker&gt;&lt;marker id="arw" markerWidth="9" markerHeight="9" refX="7" refY="3" orient="auto"&gt;&lt;path d="M0,0 L7,3 L0,6 z" fill="#ffffff"/&gt;&lt;/marker&gt;&lt;filter id="sh" x="-20%" y="-20%" width="140%" height="140%"&gt;&lt;feDropShadow dx="0" dy="2" stdDeviation="3" flood-color="#0f172a" flood-opacity="0.16"/&gt;&lt;/filter&gt;&lt;/defs&gt;&lt;defs&gt;&lt;linearGradient id="bn26333be" x1="0" y1="0" x2="1" y2="0"&gt;&lt;stop offset="0" stop-color="#7e22ce"/&gt;&lt;stop offset="1" stop-color="#9333ea"/&gt;&lt;/linearGradient&gt;&lt;/defs&gt;&lt;rect width="840" height="460" rx="14" fill="#ffffff"/&gt;&lt;rect x="0" y="0" width="840" height="48" rx="14" fill="url(#bn26333be)"/&gt;&lt;rect x="0" y="32" width="840" height="16" fill="url(#bn26333be)"/&gt;&lt;text x="420" y="25" text-anchor="middle" font-size="15" font-weight="700" fill="#ffffff" dominant-baseline="middle"&gt;DevOps Pipeline - Sharding, Replication and Scaling&lt;/text&gt;&lt;rect x="348" y="86" width="144" height="44" rx="11" fill="#7e22ce" filter="url(#sh)"/&gt;&lt;text x="420" y="108" text-anchor="middle" font-size="11" font-weight="600" fill="#ffffff" dominant-baseline="middle"&gt;Integration with the R…&lt;/text&gt;&lt;rect x="472" y="176" width="144" height="44" rx="11" fill="#9333ea" filter="url(#sh)"/&gt;&lt;text x="544" y="198" text-anchor="middle" font-size="11" font-weight="600" fill="#ffffff" dominant-baseline="middle"&gt;Reference Architecture…&lt;/text&gt;&lt;rect x="424" y="321" width="144" height="44" rx="11" fill="#a21caf" filter="url(#sh)"/&gt;&lt;text x="496" y="343" text-anchor="middle" font-size="11" font-weight="600" fill="#ffffff" dominant-baseline="middle"&gt;The Case for Purpose-B…&lt;/text&gt;&lt;rect x="272" y="321" width="144" height="44" rx="11" fill="#c026d3" filter="url(#sh)"/&gt;&lt;text x="344" y="343" text-anchor="middle" font-size="11" font-weight="600" fill="#ffffff" dominant-baseline="middle"&gt;ANN Indexing Algorithms&lt;/text&gt;&lt;rect x="224" y="176" width="144" height="44" rx="11" fill="#d946ef" filter="url(#sh)"/&gt;&lt;text x="296" y="198" text-anchor="middle" font-size="11" font-weight="600" fill="#ffffff" dominant-baseline="middle"&gt;Distance Metrics and Q…&lt;/text&gt;&lt;path d="M461,147 A100,100 0 0 1 494,171" fill="none" stroke="#cbd5e1" stroke-width="2" marker-end="url(#ar)"/&gt;&lt;path d="M519,249 A100,100 0 0 1 507,288" fill="none" stroke="#cbd5e1" stroke-width="2" marker-end="url(#ar)"/&gt;&lt;path d="M441,336 A100,100 0 0 1 399,336" fill="none" stroke="#cbd5e1" stroke-width="2" marker-end="url(#ar)"/&gt;&lt;path d="M333,288 A100,100 0 0 1 321,249" fill="none" stroke="#cbd5e1" stroke-width="2" marker-end="url(#ar)"/&gt;&lt;path d="M346,171 A100,100 0 0 1 379,147" fill="none" stroke="#cbd5e1" stroke-width="2" marker-end="url(#ar)"/&gt;&lt;text x="420" y="238" text-anchor="middle" font-size="12" font-weight="600" fill="#64748b" dominant-baseline="middle"&gt;continuous&lt;/text&gt;&lt;text x="28" y="446" text-anchor="start" font-size="9.5" font-weight="500" fill="#64748b" dominant-baseline="middle"&gt;Vector Databases  •  DevOps Pipeline&lt;/text&gt;&lt;/svg&gt;</w:t>
+        <w:t>&lt;svg xmlns="http://www.w3.org/2000/svg" width="840" height="460" data-tpl="cycle" data-pal="7-1" viewBox="0 0 840 460" font-family="Inter, Segoe UI, Arial, sans-serif"&gt;&lt;defs&gt;&lt;marker id="ar" markerWidth="9" markerHeight="9" refX="7" refY="3" orient="auto"&gt;&lt;path d="M0,0 L7,3 L0,6 z" fill="#94a3b8"/&gt;&lt;/marker&gt;&lt;marker id="arw" markerWidth="9" markerHeight="9" refX="7" refY="3" orient="auto"&gt;&lt;path d="M0,0 L7,3 L0,6 z" fill="#ffffff"/&gt;&lt;/marker&gt;&lt;filter id="sh" x="-20%" y="-20%" width="140%" height="140%"&gt;&lt;feDropShadow dx="0" dy="2" stdDeviation="3" flood-color="#0f172a" flood-opacity="0.16"/&gt;&lt;/filter&gt;&lt;/defs&gt;&lt;defs&gt;&lt;linearGradient id="bn26333be" x1="0" y1="0" x2="1" y2="0"&gt;&lt;stop offset="0" stop-color="#7e22ce"/&gt;&lt;stop offset="1" stop-color="#9333ea"/&gt;&lt;/linearGradient&gt;&lt;/defs&gt;&lt;rect width="840" height="460" rx="14" fill="#ffffff"/&gt;&lt;rect x="0" y="0" width="840" height="48" rx="14" fill="url(#bn26333be)"/&gt;&lt;rect x="0" y="32" width="840" height="16" fill="url(#bn26333be)"/&gt;&lt;text x="420" y="25" text-anchor="middle" font-size="14.5" font-weight="700" fill="#ffffff" dominant-baseline="middle"&gt;DevOps Pipeline - Sharding, Replication and Scaling&lt;/text&gt;&lt;rect x="348" y="86" width="144" height="44" rx="11" fill="#7e22ce" filter="url(#sh)"/&gt;&lt;text x="420" y="103" text-anchor="middle" font-size="9.5" font-weight="600" fill="#ffffff" dominant-baseline="middle"&gt;Integration with the RAG&lt;/text&gt;&lt;text x="420" y="113" text-anchor="middle" font-size="9.5" font-weight="600" fill="#ffffff" dominant-baseline="middle"&gt;Pipeline&lt;/text&gt;&lt;rect x="472" y="176" width="144" height="44" rx="11" fill="#9333ea" filter="url(#sh)"/&gt;&lt;text x="544" y="192" text-anchor="middle" font-size="9.5" font-weight="600" fill="#ffffff" dominant-baseline="middle"&gt;Reference Architecture and&lt;/text&gt;&lt;text x="544" y="203" text-anchor="middle" font-size="9.5" font-weight="600" fill="#ffffff" dominant-baseline="middle"&gt;Patterns&lt;/text&gt;&lt;rect x="424" y="321" width="144" height="44" rx="11" fill="#a21caf" filter="url(#sh)"/&gt;&lt;text x="496" y="338" text-anchor="middle" font-size="9.5" font-weight="600" fill="#ffffff" dominant-baseline="middle"&gt;The Case for Purpose-Built&lt;/text&gt;&lt;text x="496" y="349" text-anchor="middle" font-size="9.5" font-weight="600" fill="#ffffff" dominant-baseline="middle"&gt;Vector Stores&lt;/text&gt;&lt;rect x="272" y="321" width="144" height="44" rx="11" fill="#c026d3" filter="url(#sh)"/&gt;&lt;text x="344" y="343" text-anchor="middle" font-size="9.5" font-weight="600" fill="#ffffff" dominant-baseline="middle"&gt;ANN Indexing Algorithms&lt;/text&gt;&lt;rect x="224" y="176" width="144" height="44" rx="11" fill="#d946ef" filter="url(#sh)"/&gt;&lt;text x="296" y="192" text-anchor="middle" font-size="9.5" font-weight="600" fill="#ffffff" dominant-baseline="middle"&gt;Distance Metrics and&lt;/text&gt;&lt;text x="296" y="203" text-anchor="middle" font-size="9.5" font-weight="600" fill="#ffffff" dominant-baseline="middle"&gt;Quantisation&lt;/text&gt;&lt;path d="M461,147 A100,100 0 0 1 494,171" fill="none" stroke="#cbd5e1" stroke-width="2" marker-end="url(#ar)"/&gt;&lt;path d="M519,249 A100,100 0 0 1 507,288" fill="none" stroke="#cbd5e1" stroke-width="2" marker-end="url(#ar)"/&gt;&lt;path d="M441,336 A100,100 0 0 1 399,336" fill="none" stroke="#cbd5e1" stroke-width="2" marker-end="url(#ar)"/&gt;&lt;path d="M333,288 A100,100 0 0 1 321,249" fill="none" stroke="#cbd5e1" stroke-width="2" marker-end="url(#ar)"/&gt;&lt;path d="M346,171 A100,100 0 0 1 379,147" fill="none" stroke="#cbd5e1" stroke-width="2" marker-end="url(#ar)"/&gt;&lt;text x="420" y="238" text-anchor="middle" font-size="12" font-weight="600" fill="#64748b" dominant-baseline="middle"&gt;continuous&lt;/text&gt;&lt;text x="28" y="446" text-anchor="start" font-size="9.5" font-weight="500" fill="#64748b" dominant-baseline="middle"&gt;Vector Databases  •  DevOps Pipeline&lt;/text&gt;&lt;/svg&gt;</w:t>
       </w:r>
     </w:p>
     <w:p>
@@ -8099,7 +8099,7 @@
           <w:rFonts w:ascii="Consolas" w:hAnsi="Consolas"/>
           <w:sz w:val="16"/>
         </w:rPr>
-        <w:t>&lt;svg xmlns="http://www.w3.org/2000/svg" width="840" height="460" data-tpl="honeycomb" data-pal="10-1" viewBox="0 0 840 460" font-family="Inter, Segoe UI, Arial, sans-serif"&gt;&lt;defs&gt;&lt;marker id="ar" markerWidth="9" markerHeight="9" refX="7" refY="3" orient="auto"&gt;&lt;path d="M0,0 L7,3 L0,6 z" fill="#94a3b8"/&gt;&lt;/marker&gt;&lt;marker id="arw" markerWidth="9" markerHeight="9" refX="7" refY="3" orient="auto"&gt;&lt;path d="M0,0 L7,3 L0,6 z" fill="#ffffff"/&gt;&lt;/marker&gt;&lt;filter id="sh" x="-20%" y="-20%" width="140%" height="140%"&gt;&lt;feDropShadow dx="0" dy="2" stdDeviation="3" flood-color="#0f172a" flood-opacity="0.16"/&gt;&lt;/filter&gt;&lt;/defs&gt;&lt;defs&gt;&lt;linearGradient id="bn48c907c" x1="0" y1="0" x2="1" y2="0"&gt;&lt;stop offset="0" stop-color="#166534"/&gt;&lt;stop offset="1" stop-color="#15803d"/&gt;&lt;/linearGradient&gt;&lt;/defs&gt;&lt;rect width="840" height="460" rx="14" fill="#ffffff"/&gt;&lt;rect x="0" y="0" width="840" height="48" rx="14" fill="url(#bn48c907c)"/&gt;&lt;rect x="0" y="32" width="840" height="16" fill="url(#bn48c907c)"/&gt;&lt;text x="420" y="25" text-anchor="middle" font-size="15" font-weight="700" fill="#ffffff" dominant-baseline="middle"&gt;Capability Map - Cost and Capacity Planning&lt;/text&gt;&lt;polygon points="465,212 465,264 420,290 375,264 375,212 420,186" fill="#166534"/&gt;&lt;text x="420" y="238" text-anchor="middle" font-size="10" font-weight="600" fill="#fff" dominant-baseline="middle"&gt;Metadata Fi…&lt;/text&gt;&lt;polygon points="375,212 375,264 330,290 284,264 284,212 330,186" fill="#15803d"/&gt;&lt;text x="330" y="238" text-anchor="middle" font-size="10" font-weight="600" fill="#fff" dominant-baseline="middle"&gt;Sharding, R…&lt;/text&gt;&lt;polygon points="556,212 556,264 510,290 465,264 465,212 510,186" fill="#16a34a"/&gt;&lt;text x="510" y="238" text-anchor="middle" font-size="10" font-weight="600" fill="#fff" dominant-baseline="middle"&gt;Freshness, …&lt;/text&gt;&lt;polygon points="420,134 420,186 375,212 330,186 330,134 375,108" fill="#22c55e"/&gt;&lt;text x="375" y="160" text-anchor="middle" font-size="10" font-weight="600" fill="#fff" dominant-baseline="middle"&gt;Hybrid and …&lt;/text&gt;&lt;polygon points="510,134 510,186 465,212 420,186 420,134 465,108" fill="#4ade80"/&gt;&lt;text x="465" y="160" text-anchor="middle" font-size="10" font-weight="600" fill="#fff" dominant-baseline="middle"&gt;Benchmarkin…&lt;/text&gt;&lt;polygon points="420,290 420,342 375,368 330,342 330,290 375,264" fill="#14532d"/&gt;&lt;text x="375" y="316" text-anchor="middle" font-size="10" font-weight="600" fill="#fff" dominant-baseline="middle"&gt;Security an…&lt;/text&gt;&lt;polygon points="510,290 510,342 465,368 420,342 420,290 465,264" fill="#166534"/&gt;&lt;text x="465" y="316" text-anchor="middle" font-size="10" font-weight="600" fill="#fff" dominant-baseline="middle"&gt;Cost and Ca…&lt;/text&gt;&lt;text x="28" y="446" text-anchor="start" font-size="9.5" font-weight="500" fill="#64748b" dominant-baseline="middle"&gt;Vector Databases  •  Capability Map&lt;/text&gt;&lt;/svg&gt;</w:t>
+        <w:t>&lt;svg xmlns="http://www.w3.org/2000/svg" width="840" height="460" data-tpl="honeycomb" data-pal="10-1" viewBox="0 0 840 460" font-family="Inter, Segoe UI, Arial, sans-serif"&gt;&lt;defs&gt;&lt;marker id="ar" markerWidth="9" markerHeight="9" refX="7" refY="3" orient="auto"&gt;&lt;path d="M0,0 L7,3 L0,6 z" fill="#94a3b8"/&gt;&lt;/marker&gt;&lt;marker id="arw" markerWidth="9" markerHeight="9" refX="7" refY="3" orient="auto"&gt;&lt;path d="M0,0 L7,3 L0,6 z" fill="#ffffff"/&gt;&lt;/marker&gt;&lt;filter id="sh" x="-20%" y="-20%" width="140%" height="140%"&gt;&lt;feDropShadow dx="0" dy="2" stdDeviation="3" flood-color="#0f172a" flood-opacity="0.16"/&gt;&lt;/filter&gt;&lt;/defs&gt;&lt;defs&gt;&lt;linearGradient id="bn48c907c" x1="0" y1="0" x2="1" y2="0"&gt;&lt;stop offset="0" stop-color="#166534"/&gt;&lt;stop offset="1" stop-color="#15803d"/&gt;&lt;/linearGradient&gt;&lt;/defs&gt;&lt;rect width="840" height="460" rx="14" fill="#ffffff"/&gt;&lt;rect x="0" y="0" width="840" height="48" rx="14" fill="url(#bn48c907c)"/&gt;&lt;rect x="0" y="32" width="840" height="16" fill="url(#bn48c907c)"/&gt;&lt;text x="420" y="25" text-anchor="middle" font-size="14.5" font-weight="700" fill="#ffffff" dominant-baseline="middle"&gt;Capability Map - Cost and Capacity Planning&lt;/text&gt;&lt;polygon points="465,212 465,264 420,290 375,264 375,212 420,186" fill="#166534"/&gt;&lt;text x="420" y="233" text-anchor="middle" font-size="9.5" font-weight="600" fill="#fff" dominant-baseline="middle"&gt;Metadata&lt;/text&gt;&lt;text x="420" y="243" text-anchor="middle" font-size="9.5" font-weight="600" fill="#fff" dominant-baseline="middle"&gt;Filtering&lt;/text&gt;&lt;polygon points="375,212 375,264 330,290 284,264 284,212 330,186" fill="#15803d"/&gt;&lt;text x="330" y="233" text-anchor="middle" font-size="9.5" font-weight="600" fill="#fff" dominant-baseline="middle"&gt;Sharding,&lt;/text&gt;&lt;text x="330" y="243" text-anchor="middle" font-size="9.5" font-weight="600" fill="#fff" dominant-baseline="middle"&gt;Replication&lt;/text&gt;&lt;polygon points="556,212 556,264 510,290 465,264 465,212 510,186" fill="#16a34a"/&gt;&lt;text x="510" y="233" text-anchor="middle" font-size="9.5" font-weight="600" fill="#fff" dominant-baseline="middle"&gt;Freshness,&lt;/text&gt;&lt;text x="510" y="243" text-anchor="middle" font-size="9.5" font-weight="600" fill="#fff" dominant-baseline="middle"&gt;Upserts and&lt;/text&gt;&lt;polygon points="420,134 420,186 375,212 330,186 330,134 375,108" fill="#22c55e"/&gt;&lt;text x="375" y="155" text-anchor="middle" font-size="9.5" font-weight="600" fill="#fff" dominant-baseline="middle"&gt;Hybrid and&lt;/text&gt;&lt;text x="375" y="165" text-anchor="middle" font-size="9.5" font-weight="600" fill="#fff" dominant-baseline="middle"&gt;Multi-Vector&lt;/text&gt;&lt;polygon points="510,134 510,186 465,212 420,186 420,134 465,108" fill="#4ade80"/&gt;&lt;text x="465" y="155" text-anchor="middle" font-size="9.5" font-weight="600" fill="#fff" dominant-baseline="middle"&gt;Benchmarking&lt;/text&gt;&lt;text x="465" y="165" text-anchor="middle" font-size="9.5" font-weight="600" fill="#fff" dominant-baseline="middle"&gt;Vector&lt;/text&gt;&lt;polygon points="420,290 420,342 375,368 330,342 330,290 375,264" fill="#14532d"/&gt;&lt;text x="375" y="311" text-anchor="middle" font-size="9.5" font-weight="600" fill="#fff" dominant-baseline="middle"&gt;Security&lt;/text&gt;&lt;text x="375" y="321" text-anchor="middle" font-size="9.5" font-weight="600" fill="#fff" dominant-baseline="middle"&gt;and&lt;/text&gt;&lt;polygon points="510,290 510,342 465,368 420,342 420,290 465,264" fill="#166534"/&gt;&lt;text x="465" y="311" text-anchor="middle" font-size="9.5" font-weight="600" fill="#fff" dominant-baseline="middle"&gt;Cost and&lt;/text&gt;&lt;text x="465" y="321" text-anchor="middle" font-size="9.5" font-weight="600" fill="#fff" dominant-baseline="middle"&gt;Capacity&lt;/text&gt;&lt;text x="28" y="446" text-anchor="start" font-size="9.5" font-weight="500" fill="#64748b" dominant-baseline="middle"&gt;Vector Databases  •  Capability Map&lt;/text&gt;&lt;/svg&gt;</w:t>
       </w:r>
     </w:p>
     <w:p>
@@ -11430,7 +11430,7 @@
           <w:rFonts w:ascii="Consolas" w:hAnsi="Consolas"/>
           <w:sz w:val="16"/>
         </w:rPr>
-        <w:t>&lt;svg xmlns="http://www.w3.org/2000/svg" width="840" height="460" data-tpl="flow_h" data-pal="7-0" viewBox="0 0 840 460" font-family="Inter, Segoe UI, Arial, sans-serif"&gt;&lt;defs&gt;&lt;marker id="ar" markerWidth="9" markerHeight="9" refX="7" refY="3" orient="auto"&gt;&lt;path d="M0,0 L7,3 L0,6 z" fill="#94a3b8"/&gt;&lt;/marker&gt;&lt;marker id="arw" markerWidth="9" markerHeight="9" refX="7" refY="3" orient="auto"&gt;&lt;path d="M0,0 L7,3 L0,6 z" fill="#ffffff"/&gt;&lt;/marker&gt;&lt;filter id="sh" x="-20%" y="-20%" width="140%" height="140%"&gt;&lt;feDropShadow dx="0" dy="2" stdDeviation="3" flood-color="#0f172a" flood-opacity="0.16"/&gt;&lt;/filter&gt;&lt;/defs&gt;&lt;defs&gt;&lt;linearGradient id="bn5c27af3" x1="0" y1="0" x2="1" y2="0"&gt;&lt;stop offset="0" stop-color="#6b21a8"/&gt;&lt;stop offset="1" stop-color="#7e22ce"/&gt;&lt;/linearGradient&gt;&lt;/defs&gt;&lt;rect width="840" height="460" rx="14" fill="#ffffff"/&gt;&lt;rect x="0" y="0" width="840" height="48" rx="14" fill="url(#bn5c27af3)"/&gt;&lt;rect x="0" y="32" width="840" height="16" fill="url(#bn5c27af3)"/&gt;&lt;text x="420" y="25" text-anchor="middle" font-size="15" font-weight="700" fill="#ffffff" dominant-baseline="middle"&gt;CI/CD Pipeline - Reference Architecture and Patterns&lt;/text&gt;&lt;rect x="39" y="196" width="130" height="68" rx="11" fill="#6b21a8" filter="url(#sh)"/&gt;&lt;text x="104" y="230" text-anchor="middle" font-size="12" font-weight="600" fill="#ffffff" dominant-baseline="middle"&gt;ANN Indexing Algor…&lt;/text&gt;&lt;rect x="197" y="196" width="130" height="68" rx="11" fill="#7e22ce" filter="url(#sh)"/&gt;&lt;text x="262" y="230" text-anchor="middle" font-size="12" font-weight="600" fill="#ffffff" dominant-baseline="middle"&gt;Distance Metrics a…&lt;/text&gt;&lt;line x1="169" y1="230" x2="197" y2="230" stroke="#94a3b8" stroke-width="2" marker-end="url(#ar)"/&gt;&lt;rect x="355" y="196" width="130" height="68" rx="11" fill="#9333ea" filter="url(#sh)"/&gt;&lt;text x="420" y="230" text-anchor="middle" font-size="12" font-weight="600" fill="#ffffff" dominant-baseline="middle"&gt;Metadata Filtering…&lt;/text&gt;&lt;line x1="327" y1="230" x2="355" y2="230" stroke="#94a3b8" stroke-width="2" marker-end="url(#ar)"/&gt;&lt;rect x="513" y="196" width="130" height="68" rx="11" fill="#a21caf" filter="url(#sh)"/&gt;&lt;text x="578" y="230" text-anchor="middle" font-size="12" font-weight="600" fill="#ffffff" dominant-baseline="middle"&gt;Sharding, Replicat…&lt;/text&gt;&lt;line x1="485" y1="230" x2="513" y2="230" stroke="#94a3b8" stroke-width="2" marker-end="url(#ar)"/&gt;&lt;rect x="671" y="196" width="130" height="68" rx="11" fill="#c026d3" filter="url(#sh)"/&gt;&lt;text x="736" y="230" text-anchor="middle" font-size="12" font-weight="600" fill="#ffffff" dominant-baseline="middle"&gt;Freshness, Upserts…&lt;/text&gt;&lt;line x1="643" y1="230" x2="671" y2="230" stroke="#94a3b8" stroke-width="2" marker-end="url(#ar)"/&gt;&lt;text x="420" y="300" text-anchor="middle" font-size="11" font-weight="500" fill="#64748b" dominant-baseline="middle"&gt;end-to-end flow&lt;/text&gt;&lt;text x="28" y="446" text-anchor="start" font-size="9.5" font-weight="500" fill="#64748b" dominant-baseline="middle"&gt;Vector Databases  •  CI/CD Pipeline&lt;/text&gt;&lt;/svg&gt;</w:t>
+        <w:t>&lt;svg xmlns="http://www.w3.org/2000/svg" width="840" height="460" data-tpl="flow_h" data-pal="7-0" viewBox="0 0 840 460" font-family="Inter, Segoe UI, Arial, sans-serif"&gt;&lt;defs&gt;&lt;marker id="ar" markerWidth="9" markerHeight="9" refX="7" refY="3" orient="auto"&gt;&lt;path d="M0,0 L7,3 L0,6 z" fill="#94a3b8"/&gt;&lt;/marker&gt;&lt;marker id="arw" markerWidth="9" markerHeight="9" refX="7" refY="3" orient="auto"&gt;&lt;path d="M0,0 L7,3 L0,6 z" fill="#ffffff"/&gt;&lt;/marker&gt;&lt;filter id="sh" x="-20%" y="-20%" width="140%" height="140%"&gt;&lt;feDropShadow dx="0" dy="2" stdDeviation="3" flood-color="#0f172a" flood-opacity="0.16"/&gt;&lt;/filter&gt;&lt;/defs&gt;&lt;defs&gt;&lt;linearGradient id="bn5c27af3" x1="0" y1="0" x2="1" y2="0"&gt;&lt;stop offset="0" stop-color="#6b21a8"/&gt;&lt;stop offset="1" stop-color="#7e22ce"/&gt;&lt;/linearGradient&gt;&lt;/defs&gt;&lt;rect width="840" height="460" rx="14" fill="#ffffff"/&gt;&lt;rect x="0" y="0" width="840" height="48" rx="14" fill="url(#bn5c27af3)"/&gt;&lt;rect x="0" y="32" width="840" height="16" fill="url(#bn5c27af3)"/&gt;&lt;text x="420" y="25" text-anchor="middle" font-size="14.5" font-weight="700" fill="#ffffff" dominant-baseline="middle"&gt;CI/CD Pipeline - Reference Architecture and Patterns&lt;/text&gt;&lt;rect x="39" y="196" width="130" height="68" rx="11" fill="#6b21a8" filter="url(#sh)"/&gt;&lt;text x="104" y="224" text-anchor="middle" font-size="10.5" font-weight="600" fill="#ffffff" dominant-baseline="middle"&gt;ANN Indexing&lt;/text&gt;&lt;text x="104" y="236" text-anchor="middle" font-size="10.5" font-weight="600" fill="#ffffff" dominant-baseline="middle"&gt;Algorithms&lt;/text&gt;&lt;rect x="197" y="196" width="130" height="68" rx="11" fill="#7e22ce" filter="url(#sh)"/&gt;&lt;text x="262" y="224" text-anchor="middle" font-size="10.5" font-weight="600" fill="#ffffff" dominant-baseline="middle"&gt;Distance Metrics and&lt;/text&gt;&lt;text x="262" y="236" text-anchor="middle" font-size="10.5" font-weight="600" fill="#ffffff" dominant-baseline="middle"&gt;Quantisation&lt;/text&gt;&lt;line x1="169" y1="230" x2="197" y2="230" stroke="#94a3b8" stroke-width="2" marker-end="url(#ar)"/&gt;&lt;rect x="355" y="196" width="130" height="68" rx="11" fill="#9333ea" filter="url(#sh)"/&gt;&lt;text x="420" y="224" text-anchor="middle" font-size="10.5" font-weight="600" fill="#ffffff" dominant-baseline="middle"&gt;Metadata Filtering&lt;/text&gt;&lt;text x="420" y="236" text-anchor="middle" font-size="10.5" font-weight="600" fill="#ffffff" dominant-baseline="middle"&gt;and Hybrid Queries&lt;/text&gt;&lt;line x1="327" y1="230" x2="355" y2="230" stroke="#94a3b8" stroke-width="2" marker-end="url(#ar)"/&gt;&lt;rect x="513" y="196" width="130" height="68" rx="11" fill="#a21caf" filter="url(#sh)"/&gt;&lt;text x="578" y="224" text-anchor="middle" font-size="10.5" font-weight="600" fill="#ffffff" dominant-baseline="middle"&gt;Sharding, Replication&lt;/text&gt;&lt;text x="578" y="236" text-anchor="middle" font-size="10.5" font-weight="600" fill="#ffffff" dominant-baseline="middle"&gt;and Scaling&lt;/text&gt;&lt;line x1="485" y1="230" x2="513" y2="230" stroke="#94a3b8" stroke-width="2" marker-end="url(#ar)"/&gt;&lt;rect x="671" y="196" width="130" height="68" rx="11" fill="#c026d3" filter="url(#sh)"/&gt;&lt;text x="736" y="224" text-anchor="middle" font-size="10.5" font-weight="600" fill="#ffffff" dominant-baseline="middle"&gt;Freshness, Upserts&lt;/text&gt;&lt;text x="736" y="236" text-anchor="middle" font-size="10.5" font-weight="600" fill="#ffffff" dominant-baseline="middle"&gt;and Deletes&lt;/text&gt;&lt;line x1="643" y1="230" x2="671" y2="230" stroke="#94a3b8" stroke-width="2" marker-end="url(#ar)"/&gt;&lt;text x="420" y="300" text-anchor="middle" font-size="11" font-weight="500" fill="#64748b" dominant-baseline="middle"&gt;end-to-end flow&lt;/text&gt;&lt;text x="28" y="446" text-anchor="start" font-size="9.5" font-weight="500" fill="#64748b" dominant-baseline="middle"&gt;Vector Databases  •  CI/CD Pipeline&lt;/text&gt;&lt;/svg&gt;</w:t>
       </w:r>
     </w:p>
     <w:p>
@@ -13848,7 +13848,7 @@
           <w:rFonts w:ascii="Consolas" w:hAnsi="Consolas"/>
           <w:sz w:val="16"/>
         </w:rPr>
-        <w:t>&lt;svg xmlns="http://www.w3.org/2000/svg" width="840" height="460" data-tpl="honeycomb" data-pal="3-0" viewBox="0 0 840 460" font-family="Inter, Segoe UI, Arial, sans-serif"&gt;&lt;defs&gt;&lt;marker id="ar" markerWidth="9" markerHeight="9" refX="7" refY="3" orient="auto"&gt;&lt;path d="M0,0 L7,3 L0,6 z" fill="#94a3b8"/&gt;&lt;/marker&gt;&lt;marker id="arw" markerWidth="9" markerHeight="9" refX="7" refY="3" orient="auto"&gt;&lt;path d="M0,0 L7,3 L0,6 z" fill="#ffffff"/&gt;&lt;/marker&gt;&lt;filter id="sh" x="-20%" y="-20%" width="140%" height="140%"&gt;&lt;feDropShadow dx="0" dy="2" stdDeviation="3" flood-color="#0f172a" flood-opacity="0.16"/&gt;&lt;/filter&gt;&lt;/defs&gt;&lt;defs&gt;&lt;linearGradient id="bnc4982fa" x1="0" y1="0" x2="1" y2="0"&gt;&lt;stop offset="0" stop-color="#b45309"/&gt;&lt;stop offset="1" stop-color="#d97706"/&gt;&lt;/linearGradient&gt;&lt;/defs&gt;&lt;rect width="840" height="460" rx="14" fill="#ffffff"/&gt;&lt;rect x="0" y="0" width="840" height="48" rx="14" fill="url(#bnc4982fa)"/&gt;&lt;rect x="0" y="32" width="840" height="16" fill="url(#bnc4982fa)"/&gt;&lt;text x="420" y="25" text-anchor="middle" font-size="15" font-weight="700" fill="#ffffff" dominant-baseline="middle"&gt;Knowledge Graph - Case Study: Knowledge at Scale&lt;/text&gt;&lt;polygon points="465,212 465,264 420,290 375,264 375,212 420,186" fill="#b45309"/&gt;&lt;text x="420" y="238" text-anchor="middle" font-size="10" font-weight="600" fill="#fff" dominant-baseline="middle"&gt;Integration…&lt;/text&gt;&lt;polygon points="375,212 375,264 330,290 284,264 284,212 330,186" fill="#d97706"/&gt;&lt;text x="330" y="238" text-anchor="middle" font-size="10" font-weight="600" fill="#fff" dominant-baseline="middle"&gt;Reference A…&lt;/text&gt;&lt;polygon points="556,212 556,264 510,290 465,264 465,212 510,186" fill="#f59e0b"/&gt;&lt;text x="510" y="238" text-anchor="middle" font-size="10" font-weight="600" fill="#fff" dominant-baseline="middle"&gt;The Case fo…&lt;/text&gt;&lt;polygon points="420,134 420,186 375,212 330,186 330,134 375,108" fill="#ea580c"/&gt;&lt;text x="375" y="160" text-anchor="middle" font-size="10" font-weight="600" fill="#fff" dominant-baseline="middle"&gt;ANN Indexin…&lt;/text&gt;&lt;polygon points="510,134 510,186 465,212 420,186 420,134 465,108" fill="#f97316"/&gt;&lt;text x="465" y="160" text-anchor="middle" font-size="10" font-weight="600" fill="#fff" dominant-baseline="middle"&gt;Distance Me…&lt;/text&gt;&lt;polygon points="420,290 420,342 375,368 330,342 330,290 375,264" fill="#fb923c"/&gt;&lt;text x="375" y="316" text-anchor="middle" font-size="10" font-weight="600" fill="#fff" dominant-baseline="middle"&gt;Metadata Fi…&lt;/text&gt;&lt;polygon points="510,290 510,342 465,368 420,342 420,290 465,264" fill="#b45309"/&gt;&lt;text x="465" y="316" text-anchor="middle" font-size="10" font-weight="600" fill="#fff" dominant-baseline="middle"&gt;Sharding, R…&lt;/text&gt;&lt;text x="28" y="446" text-anchor="start" font-size="9.5" font-weight="500" fill="#64748b" dominant-baseline="middle"&gt;Vector Databases  •  Knowledge Graph&lt;/text&gt;&lt;/svg&gt;</w:t>
+        <w:t>&lt;svg xmlns="http://www.w3.org/2000/svg" width="840" height="460" data-tpl="honeycomb" data-pal="3-0" viewBox="0 0 840 460" font-family="Inter, Segoe UI, Arial, sans-serif"&gt;&lt;defs&gt;&lt;marker id="ar" markerWidth="9" markerHeight="9" refX="7" refY="3" orient="auto"&gt;&lt;path d="M0,0 L7,3 L0,6 z" fill="#94a3b8"/&gt;&lt;/marker&gt;&lt;marker id="arw" markerWidth="9" markerHeight="9" refX="7" refY="3" orient="auto"&gt;&lt;path d="M0,0 L7,3 L0,6 z" fill="#ffffff"/&gt;&lt;/marker&gt;&lt;filter id="sh" x="-20%" y="-20%" width="140%" height="140%"&gt;&lt;feDropShadow dx="0" dy="2" stdDeviation="3" flood-color="#0f172a" flood-opacity="0.16"/&gt;&lt;/filter&gt;&lt;/defs&gt;&lt;defs&gt;&lt;linearGradient id="bnc4982fa" x1="0" y1="0" x2="1" y2="0"&gt;&lt;stop offset="0" stop-color="#b45309"/&gt;&lt;stop offset="1" stop-color="#d97706"/&gt;&lt;/linearGradient&gt;&lt;/defs&gt;&lt;rect width="840" height="460" rx="14" fill="#ffffff"/&gt;&lt;rect x="0" y="0" width="840" height="48" rx="14" fill="url(#bnc4982fa)"/&gt;&lt;rect x="0" y="32" width="840" height="16" fill="url(#bnc4982fa)"/&gt;&lt;text x="420" y="25" text-anchor="middle" font-size="14.5" font-weight="700" fill="#ffffff" dominant-baseline="middle"&gt;Knowledge Graph - Case Study: Knowledge at Scale&lt;/text&gt;&lt;polygon points="465,212 465,264 420,290 375,264 375,212 420,186" fill="#b45309"/&gt;&lt;text x="420" y="233" text-anchor="middle" font-size="9.5" font-weight="600" fill="#fff" dominant-baseline="middle"&gt;Integration&lt;/text&gt;&lt;text x="420" y="243" text-anchor="middle" font-size="9.5" font-weight="600" fill="#fff" dominant-baseline="middle"&gt;with the&lt;/text&gt;&lt;polygon points="375,212 375,264 330,290 284,264 284,212 330,186" fill="#d97706"/&gt;&lt;text x="330" y="233" text-anchor="middle" font-size="9.5" font-weight="600" fill="#fff" dominant-baseline="middle"&gt;Reference&lt;/text&gt;&lt;text x="330" y="243" text-anchor="middle" font-size="9.5" font-weight="600" fill="#fff" dominant-baseline="middle"&gt;Architecture&lt;/text&gt;&lt;polygon points="556,212 556,264 510,290 465,264 465,212 510,186" fill="#f59e0b"/&gt;&lt;text x="510" y="233" text-anchor="middle" font-size="9.5" font-weight="600" fill="#fff" dominant-baseline="middle"&gt;The Case&lt;/text&gt;&lt;text x="510" y="243" text-anchor="middle" font-size="9.5" font-weight="600" fill="#fff" dominant-baseline="middle"&gt;for&lt;/text&gt;&lt;polygon points="420,134 420,186 375,212 330,186 330,134 375,108" fill="#ea580c"/&gt;&lt;text x="375" y="155" text-anchor="middle" font-size="9.5" font-weight="600" fill="#fff" dominant-baseline="middle"&gt;ANN&lt;/text&gt;&lt;text x="375" y="165" text-anchor="middle" font-size="9.5" font-weight="600" fill="#fff" dominant-baseline="middle"&gt;Indexing&lt;/text&gt;&lt;polygon points="510,134 510,186 465,212 420,186 420,134 465,108" fill="#f97316"/&gt;&lt;text x="465" y="155" text-anchor="middle" font-size="9.5" font-weight="600" fill="#fff" dominant-baseline="middle"&gt;Distance&lt;/text&gt;&lt;text x="465" y="165" text-anchor="middle" font-size="9.5" font-weight="600" fill="#fff" dominant-baseline="middle"&gt;Metrics and&lt;/text&gt;&lt;polygon points="420,290 420,342 375,368 330,342 330,290 375,264" fill="#fb923c"/&gt;&lt;text x="375" y="311" text-anchor="middle" font-size="9.5" font-weight="600" fill="#fff" dominant-baseline="middle"&gt;Metadata&lt;/text&gt;&lt;text x="375" y="321" text-anchor="middle" font-size="9.5" font-weight="600" fill="#fff" dominant-baseline="middle"&gt;Filtering&lt;/text&gt;&lt;polygon points="510,290 510,342 465,368 420,342 420,290 465,264" fill="#b45309"/&gt;&lt;text x="465" y="311" text-anchor="middle" font-size="9.5" font-weight="600" fill="#fff" dominant-baseline="middle"&gt;Sharding,&lt;/text&gt;&lt;text x="465" y="321" text-anchor="middle" font-size="9.5" font-weight="600" fill="#fff" dominant-baseline="middle"&gt;Replication&lt;/text&gt;&lt;text x="28" y="446" text-anchor="start" font-size="9.5" font-weight="500" fill="#64748b" dominant-baseline="middle"&gt;Vector Databases  •  Knowledge Graph&lt;/text&gt;&lt;/svg&gt;</w:t>
       </w:r>
     </w:p>
     <w:p>
@@ -15484,7 +15484,7 @@
           <w:rFonts w:ascii="Consolas" w:hAnsi="Consolas"/>
           <w:sz w:val="16"/>
         </w:rPr>
-        <w:t>&lt;svg xmlns="http://www.w3.org/2000/svg" width="840" height="460" data-tpl="swimlane" data-pal="9-3" viewBox="0 0 840 460" font-family="Inter, Segoe UI, Arial, sans-serif"&gt;&lt;defs&gt;&lt;marker id="ar" markerWidth="9" markerHeight="9" refX="7" refY="3" orient="auto"&gt;&lt;path d="M0,0 L7,3 L0,6 z" fill="#94a3b8"/&gt;&lt;/marker&gt;&lt;marker id="arw" markerWidth="9" markerHeight="9" refX="7" refY="3" orient="auto"&gt;&lt;path d="M0,0 L7,3 L0,6 z" fill="#ffffff"/&gt;&lt;/marker&gt;&lt;filter id="sh" x="-20%" y="-20%" width="140%" height="140%"&gt;&lt;feDropShadow dx="0" dy="2" stdDeviation="3" flood-color="#0f172a" flood-opacity="0.16"/&gt;&lt;/filter&gt;&lt;/defs&gt;&lt;defs&gt;&lt;linearGradient id="bn2e2e0ec" x1="0" y1="0" x2="1" y2="0"&gt;&lt;stop offset="0" stop-color="#f472b6"/&gt;&lt;stop offset="1" stop-color="#fb7185"/&gt;&lt;/linearGradient&gt;&lt;/defs&gt;&lt;rect width="840" height="460" rx="14" fill="#ffffff"/&gt;&lt;rect x="0" y="0" width="840" height="48" rx="14" fill="url(#bn2e2e0ec)"/&gt;&lt;rect x="0" y="32" width="840" height="16" fill="url(#bn2e2e0ec)"/&gt;&lt;text x="420" y="25" text-anchor="middle" font-size="15" font-weight="700" fill="#ffffff" dominant-baseline="middle"&gt;Operating Model - Evaluation and Quality Assurance&lt;/text&gt;&lt;rect x="28" y="64" width="784" height="90" rx="10" fill="#f8fafc" stroke="#e2e8f0" stroke-width="1"/&gt;&lt;text x="40" y="109" text-anchor="start" font-size="11" font-weight="700" fill="#64748b" dominant-baseline="middle"&gt;Business&lt;/text&gt;&lt;rect x="158" y="82" width="140" height="54" rx="11" fill="#f472b6" filter="url(#sh)"/&gt;&lt;text x="228" y="109" text-anchor="middle" font-size="10.5" font-weight="600" fill="#ffffff" dominant-baseline="middle"&gt;Security and Multi-Tena…&lt;/text&gt;&lt;rect x="318" y="82" width="140" height="54" rx="11" fill="#fb7185" filter="url(#sh)"/&gt;&lt;text x="388" y="109" text-anchor="middle" font-size="10.5" font-weight="600" fill="#ffffff" dominant-baseline="middle"&gt;Cost and Capacity Plann…&lt;/text&gt;&lt;line x1="298" y1="109" x2="318" y2="109" stroke="#94a3b8" stroke-width="2" marker-end="url(#ar)"/&gt;&lt;rect x="478" y="82" width="140" height="54" rx="11" fill="#e11d48" filter="url(#sh)"/&gt;&lt;text x="548" y="109" text-anchor="middle" font-size="10.5" font-weight="600" fill="#ffffff" dominant-baseline="middle"&gt;Operating in Production&lt;/text&gt;&lt;line x1="458" y1="109" x2="478" y2="109" stroke="#94a3b8" stroke-width="2" marker-end="url(#ar)"/&gt;&lt;rect x="638" y="82" width="140" height="54" rx="11" fill="#9d174d" filter="url(#sh)"/&gt;&lt;text x="708" y="109" text-anchor="middle" font-size="10.5" font-weight="600" fill="#ffffff" dominant-baseline="middle"&gt;Choosing a Vector Datab…&lt;/text&gt;&lt;line x1="618" y1="109" x2="638" y2="109" stroke="#94a3b8" stroke-width="2" marker-end="url(#ar)"/&gt;&lt;rect x="28" y="164" width="784" height="90" rx="10" fill="#f8fafc" stroke="#e2e8f0" stroke-width="1"/&gt;&lt;text x="40" y="209" text-anchor="start" font-size="11" font-weight="700" fill="#64748b" dominant-baseline="middle"&gt;Application&lt;/text&gt;&lt;rect x="158" y="182" width="140" height="54" rx="11" fill="#fb7185" filter="url(#sh)"/&gt;&lt;text x="228" y="209" text-anchor="middle" font-size="10.5" font-weight="600" fill="#ffffff" dominant-baseline="middle"&gt;Reference Architecture …&lt;/text&gt;&lt;rect x="318" y="182" width="140" height="54" rx="11" fill="#e11d48" filter="url(#sh)"/&gt;&lt;text x="388" y="209" text-anchor="middle" font-size="10.5" font-weight="600" fill="#ffffff" dominant-baseline="middle"&gt;The Case for Purpose-Bu…&lt;/text&gt;&lt;line x1="298" y1="209" x2="318" y2="209" stroke="#94a3b8" stroke-width="2" marker-end="url(#ar)"/&gt;&lt;rect x="478" y="182" width="140" height="54" rx="11" fill="#9d174d" filter="url(#sh)"/&gt;&lt;text x="548" y="209" text-anchor="middle" font-size="10.5" font-weight="600" fill="#ffffff" dominant-baseline="middle"&gt;ANN Indexing Algorithms&lt;/text&gt;&lt;line x1="458" y1="209" x2="478" y2="209" stroke="#94a3b8" stroke-width="2" marker-end="url(#ar)"/&gt;&lt;rect x="638" y="182" width="140" height="54" rx="11" fill="#db2777" filter="url(#sh)"/&gt;&lt;text x="708" y="209" text-anchor="middle" font-size="10.5" font-weight="600" fill="#ffffff" dominant-baseline="middle"&gt;Distance Metrics and Qu…&lt;/text&gt;&lt;line x1="618" y1="209" x2="638" y2="209" stroke="#94a3b8" stroke-width="2" marker-end="url(#ar)"/&gt;&lt;rect x="28" y="264" width="784" height="90" rx="10" fill="#f8fafc" stroke="#e2e8f0" stroke-width="1"/&gt;&lt;text x="40" y="309" text-anchor="start" font-size="11" font-weight="700" fill="#64748b" dominant-baseline="middle"&gt;Data&lt;/text&gt;&lt;rect x="158" y="282" width="140" height="54" rx="11" fill="#e11d48" filter="url(#sh)"/&gt;&lt;text x="228" y="309" text-anchor="middle" font-size="10.5" font-weight="600" fill="#ffffff" dominant-baseline="middle"&gt;ANN Indexing Algorithms&lt;/text&gt;&lt;rect x="318" y="282" width="140" height="54" rx="11" fill="#9d174d" filter="url(#sh)"/&gt;&lt;text x="388" y="309" text-anchor="middle" font-size="10.5" font-weight="600" fill="#ffffff" dominant-baseline="middle"&gt;Distance Metrics and Qu…&lt;/text&gt;&lt;line x1="298" y1="309" x2="318" y2="309" stroke="#94a3b8" stroke-width="2" marker-end="url(#ar)"/&gt;&lt;rect x="478" y="282" width="140" height="54" rx="11" fill="#db2777" filter="url(#sh)"/&gt;&lt;text x="548" y="309" text-anchor="middle" font-size="10.5" font-weight="600" fill="#ffffff" dominant-baseline="middle"&gt;Metadata Filtering and …&lt;/text&gt;&lt;line x1="458" y1="309" x2="478" y2="309" stroke="#94a3b8" stroke-width="2" marker-end="url(#ar)"/&gt;&lt;rect x="638" y="282" width="140" height="54" rx="11" fill="#ec4899" filter="url(#sh)"/&gt;&lt;text x="708" y="309" text-anchor="middle" font-size="10.5" font-weight="600" fill="#ffffff" dominant-baseline="middle"&gt;Sharding, Replication a…&lt;/text&gt;&lt;line x1="618" y1="309" x2="638" y2="309" stroke="#94a3b8" stroke-width="2" marker-end="url(#ar)"/&gt;&lt;text x="28" y="446" text-anchor="start" font-size="9.5" font-weight="500" fill="#64748b" dominant-baseline="middle"&gt;Vector Databases  •  Operating Model&lt;/text&gt;&lt;/svg&gt;</w:t>
+        <w:t>&lt;svg xmlns="http://www.w3.org/2000/svg" width="840" height="460" data-tpl="swimlane" data-pal="9-3" viewBox="0 0 840 460" font-family="Inter, Segoe UI, Arial, sans-serif"&gt;&lt;defs&gt;&lt;marker id="ar" markerWidth="9" markerHeight="9" refX="7" refY="3" orient="auto"&gt;&lt;path d="M0,0 L7,3 L0,6 z" fill="#94a3b8"/&gt;&lt;/marker&gt;&lt;marker id="arw" markerWidth="9" markerHeight="9" refX="7" refY="3" orient="auto"&gt;&lt;path d="M0,0 L7,3 L0,6 z" fill="#ffffff"/&gt;&lt;/marker&gt;&lt;filter id="sh" x="-20%" y="-20%" width="140%" height="140%"&gt;&lt;feDropShadow dx="0" dy="2" stdDeviation="3" flood-color="#0f172a" flood-opacity="0.16"/&gt;&lt;/filter&gt;&lt;/defs&gt;&lt;defs&gt;&lt;linearGradient id="bn2e2e0ec" x1="0" y1="0" x2="1" y2="0"&gt;&lt;stop offset="0" stop-color="#f472b6"/&gt;&lt;stop offset="1" stop-color="#fb7185"/&gt;&lt;/linearGradient&gt;&lt;/defs&gt;&lt;rect width="840" height="460" rx="14" fill="#ffffff"/&gt;&lt;rect x="0" y="0" width="840" height="48" rx="14" fill="url(#bn2e2e0ec)"/&gt;&lt;rect x="0" y="32" width="840" height="16" fill="url(#bn2e2e0ec)"/&gt;&lt;text x="420" y="25" text-anchor="middle" font-size="14.5" font-weight="700" fill="#ffffff" dominant-baseline="middle"&gt;Operating Model - Evaluation and Quality Assurance&lt;/text&gt;&lt;rect x="28" y="64" width="784" height="90" rx="10" fill="#f8fafc" stroke="#e2e8f0" stroke-width="1"/&gt;&lt;text x="40" y="109" text-anchor="start" font-size="11" font-weight="700" fill="#64748b" dominant-baseline="middle"&gt;Business&lt;/text&gt;&lt;rect x="158" y="82" width="140" height="54" rx="11" fill="#f472b6" filter="url(#sh)"/&gt;&lt;text x="228" y="109" text-anchor="middle" font-size="9.0" font-weight="600" fill="#ffffff" dominant-baseline="middle"&gt;Security and Multi-Tenancy&lt;/text&gt;&lt;rect x="318" y="82" width="140" height="54" rx="11" fill="#fb7185" filter="url(#sh)"/&gt;&lt;text x="388" y="109" text-anchor="middle" font-size="9.0" font-weight="600" fill="#ffffff" dominant-baseline="middle"&gt;Cost and Capacity Planning&lt;/text&gt;&lt;line x1="298" y1="109" x2="318" y2="109" stroke="#94a3b8" stroke-width="2" marker-end="url(#ar)"/&gt;&lt;rect x="478" y="82" width="140" height="54" rx="11" fill="#e11d48" filter="url(#sh)"/&gt;&lt;text x="548" y="109" text-anchor="middle" font-size="9.0" font-weight="600" fill="#ffffff" dominant-baseline="middle"&gt;Operating in Production&lt;/text&gt;&lt;line x1="458" y1="109" x2="478" y2="109" stroke="#94a3b8" stroke-width="2" marker-end="url(#ar)"/&gt;&lt;rect x="638" y="82" width="140" height="54" rx="11" fill="#9d174d" filter="url(#sh)"/&gt;&lt;text x="708" y="109" text-anchor="middle" font-size="9.0" font-weight="600" fill="#ffffff" dominant-baseline="middle"&gt;Choosing a Vector Database&lt;/text&gt;&lt;line x1="618" y1="109" x2="638" y2="109" stroke="#94a3b8" stroke-width="2" marker-end="url(#ar)"/&gt;&lt;rect x="28" y="164" width="784" height="90" rx="10" fill="#f8fafc" stroke="#e2e8f0" stroke-width="1"/&gt;&lt;text x="40" y="209" text-anchor="start" font-size="11" font-weight="700" fill="#64748b" dominant-baseline="middle"&gt;Application&lt;/text&gt;&lt;rect x="158" y="182" width="140" height="54" rx="11" fill="#fb7185" filter="url(#sh)"/&gt;&lt;text x="228" y="204" text-anchor="middle" font-size="9.0" font-weight="600" fill="#ffffff" dominant-baseline="middle"&gt;Reference Architecture and&lt;/text&gt;&lt;text x="228" y="214" text-anchor="middle" font-size="9.0" font-weight="600" fill="#ffffff" dominant-baseline="middle"&gt;Patterns&lt;/text&gt;&lt;rect x="318" y="182" width="140" height="54" rx="11" fill="#e11d48" filter="url(#sh)"/&gt;&lt;text x="388" y="204" text-anchor="middle" font-size="9.0" font-weight="600" fill="#ffffff" dominant-baseline="middle"&gt;The Case for Purpose-Built&lt;/text&gt;&lt;text x="388" y="214" text-anchor="middle" font-size="9.0" font-weight="600" fill="#ffffff" dominant-baseline="middle"&gt;Vector Stores&lt;/text&gt;&lt;line x1="298" y1="209" x2="318" y2="209" stroke="#94a3b8" stroke-width="2" marker-end="url(#ar)"/&gt;&lt;rect x="478" y="182" width="140" height="54" rx="11" fill="#9d174d" filter="url(#sh)"/&gt;&lt;text x="548" y="209" text-anchor="middle" font-size="9.0" font-weight="600" fill="#ffffff" dominant-baseline="middle"&gt;ANN Indexing Algorithms&lt;/text&gt;&lt;line x1="458" y1="209" x2="478" y2="209" stroke="#94a3b8" stroke-width="2" marker-end="url(#ar)"/&gt;&lt;rect x="638" y="182" width="140" height="54" rx="11" fill="#db2777" filter="url(#sh)"/&gt;&lt;text x="708" y="204" text-anchor="middle" font-size="9.0" font-weight="600" fill="#ffffff" dominant-baseline="middle"&gt;Distance Metrics and&lt;/text&gt;&lt;text x="708" y="214" text-anchor="middle" font-size="9.0" font-weight="600" fill="#ffffff" dominant-baseline="middle"&gt;Quantisation&lt;/text&gt;&lt;line x1="618" y1="209" x2="638" y2="209" stroke="#94a3b8" stroke-width="2" marker-end="url(#ar)"/&gt;&lt;rect x="28" y="264" width="784" height="90" rx="10" fill="#f8fafc" stroke="#e2e8f0" stroke-width="1"/&gt;&lt;text x="40" y="309" text-anchor="start" font-size="11" font-weight="700" fill="#64748b" dominant-baseline="middle"&gt;Data&lt;/text&gt;&lt;rect x="158" y="282" width="140" height="54" rx="11" fill="#e11d48" filter="url(#sh)"/&gt;&lt;text x="228" y="309" text-anchor="middle" font-size="9.0" font-weight="600" fill="#ffffff" dominant-baseline="middle"&gt;ANN Indexing Algorithms&lt;/text&gt;&lt;rect x="318" y="282" width="140" height="54" rx="11" fill="#9d174d" filter="url(#sh)"/&gt;&lt;text x="388" y="304" text-anchor="middle" font-size="9.0" font-weight="600" fill="#ffffff" dominant-baseline="middle"&gt;Distance Metrics and&lt;/text&gt;&lt;text x="388" y="314" text-anchor="middle" font-size="9.0" font-weight="600" fill="#ffffff" dominant-baseline="middle"&gt;Quantisation&lt;/text&gt;&lt;line x1="298" y1="309" x2="318" y2="309" stroke="#94a3b8" stroke-width="2" marker-end="url(#ar)"/&gt;&lt;rect x="478" y="282" width="140" height="54" rx="11" fill="#db2777" filter="url(#sh)"/&gt;&lt;text x="548" y="304" text-anchor="middle" font-size="9.0" font-weight="600" fill="#ffffff" dominant-baseline="middle"&gt;Metadata Filtering and&lt;/text&gt;&lt;text x="548" y="314" text-anchor="middle" font-size="9.0" font-weight="600" fill="#ffffff" dominant-baseline="middle"&gt;Hybrid Queries&lt;/text&gt;&lt;line x1="458" y1="309" x2="478" y2="309" stroke="#94a3b8" stroke-width="2" marker-end="url(#ar)"/&gt;&lt;rect x="638" y="282" width="140" height="54" rx="11" fill="#ec4899" filter="url(#sh)"/&gt;&lt;text x="708" y="304" text-anchor="middle" font-size="9.0" font-weight="600" fill="#ffffff" dominant-baseline="middle"&gt;Sharding, Replication and&lt;/text&gt;&lt;text x="708" y="314" text-anchor="middle" font-size="9.0" font-weight="600" fill="#ffffff" dominant-baseline="middle"&gt;Scaling&lt;/text&gt;&lt;line x1="618" y1="309" x2="638" y2="309" stroke="#94a3b8" stroke-width="2" marker-end="url(#ar)"/&gt;&lt;text x="28" y="446" text-anchor="start" font-size="9.5" font-weight="500" fill="#64748b" dominant-baseline="middle"&gt;Vector Databases  •  Operating Model&lt;/text&gt;&lt;/svg&gt;</w:t>
       </w:r>
     </w:p>
     <w:p>
